--- a/Face_Attendance_Plan_v3.docx
+++ b/Face_Attendance_Plan_v3.docx
@@ -183,30 +183,38 @@
         </w:rPr>
       </w:r>
     </w:p>
-    <w:p>
-      <w:pPr>
-        <w:pStyle w:val="Heading2"/>
-        <w:spacing w:after="120" w:before="240" w:lineRule="auto"/>
-        <w:rPr/>
-      </w:pPr>
-      <w:r>
-        <w:rPr>
-          <w:rFonts w:ascii="Arial" w:cs="Arial" w:eastAsia="Arial" w:hAnsi="Arial"/>
-          <w:b w:val="1"/>
-          <w:bCs w:val="1"/>
-          <w:color w:val="2e86ab"/>
-          <w:sz w:val="26"/>
-          <w:szCs w:val="26"/>
-          <w:rtl w:val="0"/>
-        </w:rPr>
-        <w:t xml:space="preserve">1.1. Mo ta he thong</w:t>
-      </w:r>
-      <w:r>
-        <w:rPr>
-          <w:rtl w:val="0"/>
-        </w:rPr>
-      </w:r>
-    </w:p>
+    <w:sdt>
+      <w:sdtPr>
+        <w:id w:val="664146245"/>
+        <w:tag w:val="goog_rdk_0"/>
+      </w:sdtPr>
+      <w:sdtContent>
+        <w:p>
+          <w:pPr>
+            <w:pStyle w:val="Heading2"/>
+            <w:spacing w:after="120" w:before="240" w:lineRule="auto"/>
+            <w:rPr/>
+          </w:pPr>
+          <w:r>
+            <w:rPr>
+              <w:rFonts w:ascii="Arial" w:cs="Arial" w:eastAsia="Arial" w:hAnsi="Arial"/>
+              <w:b w:val="1"/>
+              <w:bCs w:val="1"/>
+              <w:color w:val="2e86ab"/>
+              <w:sz w:val="26"/>
+              <w:szCs w:val="26"/>
+              <w:rtl w:val="0"/>
+            </w:rPr>
+            <w:t xml:space="preserve">1.1. Mo ta he thong</w:t>
+          </w:r>
+          <w:r>
+            <w:rPr>
+              <w:rtl w:val="0"/>
+            </w:rPr>
+          </w:r>
+        </w:p>
+      </w:sdtContent>
+    </w:sdt>
     <w:p>
       <w:pPr>
         <w:spacing w:after="80" w:before="80" w:lineRule="auto"/>
@@ -257,7 +265,7 @@
         <w:widowControl w:val="1"/>
         <w:numPr>
           <w:ilvl w:val="0"/>
-          <w:numId w:val="1"/>
+          <w:numId w:val="11"/>
         </w:numPr>
         <w:pBdr>
           <w:top w:space="0" w:sz="0" w:val="nil"/>
@@ -300,7 +308,7 @@
         <w:widowControl w:val="1"/>
         <w:numPr>
           <w:ilvl w:val="0"/>
-          <w:numId w:val="1"/>
+          <w:numId w:val="11"/>
         </w:numPr>
         <w:pBdr>
           <w:top w:space="0" w:sz="0" w:val="nil"/>
@@ -343,7 +351,7 @@
         <w:widowControl w:val="1"/>
         <w:numPr>
           <w:ilvl w:val="0"/>
-          <w:numId w:val="1"/>
+          <w:numId w:val="11"/>
         </w:numPr>
         <w:pBdr>
           <w:top w:space="0" w:sz="0" w:val="nil"/>
@@ -386,7 +394,7 @@
         <w:widowControl w:val="1"/>
         <w:numPr>
           <w:ilvl w:val="0"/>
-          <w:numId w:val="1"/>
+          <w:numId w:val="11"/>
         </w:numPr>
         <w:pBdr>
           <w:top w:space="0" w:sz="0" w:val="nil"/>
@@ -429,7 +437,7 @@
         <w:widowControl w:val="1"/>
         <w:numPr>
           <w:ilvl w:val="0"/>
-          <w:numId w:val="1"/>
+          <w:numId w:val="11"/>
         </w:numPr>
         <w:pBdr>
           <w:top w:space="0" w:sz="0" w:val="nil"/>
@@ -464,30 +472,38 @@
         <w:t xml:space="preserve">Xuat bao cao Excel mau sac truc quan</w:t>
       </w:r>
     </w:p>
-    <w:p>
-      <w:pPr>
-        <w:pStyle w:val="Heading2"/>
-        <w:spacing w:after="120" w:before="240" w:lineRule="auto"/>
-        <w:rPr/>
-      </w:pPr>
-      <w:r>
-        <w:rPr>
-          <w:rFonts w:ascii="Arial" w:cs="Arial" w:eastAsia="Arial" w:hAnsi="Arial"/>
-          <w:b w:val="1"/>
-          <w:bCs w:val="1"/>
-          <w:color w:val="2e86ab"/>
-          <w:sz w:val="26"/>
-          <w:szCs w:val="26"/>
-          <w:rtl w:val="0"/>
-        </w:rPr>
-        <w:t xml:space="preserve">1.2. Cong nghe su dung</w:t>
-      </w:r>
-      <w:r>
-        <w:rPr>
-          <w:rtl w:val="0"/>
-        </w:rPr>
-      </w:r>
-    </w:p>
+    <w:sdt>
+      <w:sdtPr>
+        <w:id w:val="2018028393"/>
+        <w:tag w:val="goog_rdk_1"/>
+      </w:sdtPr>
+      <w:sdtContent>
+        <w:p>
+          <w:pPr>
+            <w:pStyle w:val="Heading2"/>
+            <w:spacing w:after="120" w:before="240" w:lineRule="auto"/>
+            <w:rPr/>
+          </w:pPr>
+          <w:r>
+            <w:rPr>
+              <w:rFonts w:ascii="Arial" w:cs="Arial" w:eastAsia="Arial" w:hAnsi="Arial"/>
+              <w:b w:val="1"/>
+              <w:bCs w:val="1"/>
+              <w:color w:val="2e86ab"/>
+              <w:sz w:val="26"/>
+              <w:szCs w:val="26"/>
+              <w:rtl w:val="0"/>
+            </w:rPr>
+            <w:t xml:space="preserve">1.2. Cong nghe su dung</w:t>
+          </w:r>
+          <w:r>
+            <w:rPr>
+              <w:rtl w:val="0"/>
+            </w:rPr>
+          </w:r>
+        </w:p>
+      </w:sdtContent>
+    </w:sdt>
     <w:tbl>
       <w:tblPr>
         <w:tblStyle w:val="Table1"/>
@@ -3106,8 +3122,8 @@
     </w:tbl>
     <w:sdt>
       <w:sdtPr>
-        <w:id w:val="648420374"/>
-        <w:tag w:val="goog_rdk_0"/>
+        <w:id w:val="1225440985"/>
+        <w:tag w:val="goog_rdk_2"/>
       </w:sdtPr>
       <w:sdtContent>
         <w:p>
@@ -3164,7 +3180,7 @@
         <w:widowControl w:val="1"/>
         <w:numPr>
           <w:ilvl w:val="0"/>
-          <w:numId w:val="1"/>
+          <w:numId w:val="11"/>
         </w:numPr>
         <w:pBdr>
           <w:top w:space="0" w:sz="0" w:val="nil"/>
@@ -3207,7 +3223,7 @@
         <w:widowControl w:val="1"/>
         <w:numPr>
           <w:ilvl w:val="0"/>
-          <w:numId w:val="1"/>
+          <w:numId w:val="11"/>
         </w:numPr>
         <w:pBdr>
           <w:top w:space="0" w:sz="0" w:val="nil"/>
@@ -3250,7 +3266,7 @@
         <w:widowControl w:val="1"/>
         <w:numPr>
           <w:ilvl w:val="0"/>
-          <w:numId w:val="1"/>
+          <w:numId w:val="11"/>
         </w:numPr>
         <w:pBdr>
           <w:top w:space="0" w:sz="0" w:val="nil"/>
@@ -3293,7 +3309,7 @@
         <w:widowControl w:val="1"/>
         <w:numPr>
           <w:ilvl w:val="0"/>
-          <w:numId w:val="1"/>
+          <w:numId w:val="11"/>
         </w:numPr>
         <w:pBdr>
           <w:top w:space="0" w:sz="0" w:val="nil"/>
@@ -3336,7 +3352,7 @@
         <w:widowControl w:val="1"/>
         <w:numPr>
           <w:ilvl w:val="0"/>
-          <w:numId w:val="1"/>
+          <w:numId w:val="11"/>
         </w:numPr>
         <w:pBdr>
           <w:top w:space="0" w:sz="0" w:val="nil"/>
@@ -3379,7 +3395,7 @@
         <w:widowControl w:val="1"/>
         <w:numPr>
           <w:ilvl w:val="0"/>
-          <w:numId w:val="1"/>
+          <w:numId w:val="11"/>
         </w:numPr>
         <w:pBdr>
           <w:top w:space="0" w:sz="0" w:val="nil"/>
@@ -3422,7 +3438,7 @@
         <w:widowControl w:val="1"/>
         <w:numPr>
           <w:ilvl w:val="0"/>
-          <w:numId w:val="1"/>
+          <w:numId w:val="11"/>
         </w:numPr>
         <w:pBdr>
           <w:top w:space="0" w:sz="0" w:val="nil"/>
@@ -3620,8 +3636,8 @@
     </w:p>
     <w:sdt>
       <w:sdtPr>
-        <w:id w:val="-498111873"/>
-        <w:tag w:val="goog_rdk_1"/>
+        <w:id w:val="-1687739232"/>
+        <w:tag w:val="goog_rdk_3"/>
       </w:sdtPr>
       <w:sdtContent>
         <w:p>
@@ -4898,8 +4914,8 @@
             </w:pPr>
             <w:sdt>
               <w:sdtPr>
-                <w:id w:val="1387686412"/>
-                <w:tag w:val="goog_rdk_2"/>
+                <w:id w:val="-109317657"/>
+                <w:tag w:val="goog_rdk_4"/>
               </w:sdtPr>
               <w:sdtContent>
                 <w:r>
@@ -5304,8 +5320,8 @@
             </w:pPr>
             <w:sdt>
               <w:sdtPr>
-                <w:id w:val="1685948755"/>
-                <w:tag w:val="goog_rdk_3"/>
+                <w:id w:val="827260694"/>
+                <w:tag w:val="goog_rdk_5"/>
               </w:sdtPr>
               <w:sdtContent>
                 <w:r>
@@ -5441,8 +5457,8 @@
             </w:pPr>
             <w:sdt>
               <w:sdtPr>
-                <w:id w:val="643278327"/>
-                <w:tag w:val="goog_rdk_4"/>
+                <w:id w:val="768941521"/>
+                <w:tag w:val="goog_rdk_6"/>
               </w:sdtPr>
               <w:sdtContent>
                 <w:r>
@@ -7863,8 +7879,8 @@
             </w:pPr>
             <w:sdt>
               <w:sdtPr>
-                <w:id w:val="-1835574265"/>
-                <w:tag w:val="goog_rdk_5"/>
+                <w:id w:val="-1290323730"/>
+                <w:tag w:val="goog_rdk_7"/>
               </w:sdtPr>
               <w:sdtContent>
                 <w:r>
@@ -8000,8 +8016,8 @@
             </w:pPr>
             <w:sdt>
               <w:sdtPr>
-                <w:id w:val="903365321"/>
-                <w:tag w:val="goog_rdk_6"/>
+                <w:id w:val="1771388374"/>
+                <w:tag w:val="goog_rdk_8"/>
               </w:sdtPr>
               <w:sdtContent>
                 <w:r>
@@ -8137,8 +8153,8 @@
             </w:pPr>
             <w:sdt>
               <w:sdtPr>
-                <w:id w:val="-2002781764"/>
-                <w:tag w:val="goog_rdk_7"/>
+                <w:id w:val="1272018179"/>
+                <w:tag w:val="goog_rdk_9"/>
               </w:sdtPr>
               <w:sdtContent>
                 <w:r>
@@ -9850,8 +9866,8 @@
             </w:pPr>
             <w:sdt>
               <w:sdtPr>
-                <w:id w:val="295580129"/>
-                <w:tag w:val="goog_rdk_8"/>
+                <w:id w:val="-713359699"/>
+                <w:tag w:val="goog_rdk_10"/>
               </w:sdtPr>
               <w:sdtContent>
                 <w:r>
@@ -10121,8 +10137,8 @@
             </w:pPr>
             <w:sdt>
               <w:sdtPr>
-                <w:id w:val="618455944"/>
-                <w:tag w:val="goog_rdk_9"/>
+                <w:id w:val="-362836947"/>
+                <w:tag w:val="goog_rdk_11"/>
               </w:sdtPr>
               <w:sdtContent>
                 <w:r>
@@ -10350,8 +10366,8 @@
             </w:pPr>
             <w:sdt>
               <w:sdtPr>
-                <w:id w:val="1677253641"/>
-                <w:tag w:val="goog_rdk_10"/>
+                <w:id w:val="-1624033704"/>
+                <w:tag w:val="goog_rdk_12"/>
               </w:sdtPr>
               <w:sdtContent>
                 <w:r>
@@ -10885,8 +10901,8 @@
             </w:pPr>
             <w:sdt>
               <w:sdtPr>
-                <w:id w:val="-633622663"/>
-                <w:tag w:val="goog_rdk_11"/>
+                <w:id w:val="-1809156220"/>
+                <w:tag w:val="goog_rdk_13"/>
               </w:sdtPr>
               <w:sdtContent>
                 <w:r>
@@ -11332,8 +11348,8 @@
             </w:pPr>
             <w:sdt>
               <w:sdtPr>
-                <w:id w:val="81529606"/>
-                <w:tag w:val="goog_rdk_12"/>
+                <w:id w:val="-1155851225"/>
+                <w:tag w:val="goog_rdk_14"/>
               </w:sdtPr>
               <w:sdtContent>
                 <w:r>
@@ -12037,8 +12053,8 @@
             </w:pPr>
             <w:sdt>
               <w:sdtPr>
-                <w:id w:val="815418747"/>
-                <w:tag w:val="goog_rdk_13"/>
+                <w:id w:val="1869295678"/>
+                <w:tag w:val="goog_rdk_15"/>
               </w:sdtPr>
               <w:sdtContent>
                 <w:r>
@@ -14631,8 +14647,8 @@
             </w:pPr>
             <w:sdt>
               <w:sdtPr>
-                <w:id w:val="-1311017126"/>
-                <w:tag w:val="goog_rdk_14"/>
+                <w:id w:val="474673193"/>
+                <w:tag w:val="goog_rdk_16"/>
               </w:sdtPr>
               <w:sdtContent>
                 <w:r>
@@ -15470,8 +15486,8 @@
             </w:pPr>
             <w:sdt>
               <w:sdtPr>
-                <w:id w:val="1643300719"/>
-                <w:tag w:val="goog_rdk_15"/>
+                <w:id w:val="1571507986"/>
+                <w:tag w:val="goog_rdk_17"/>
               </w:sdtPr>
               <w:sdtContent>
                 <w:r>
@@ -15521,8 +15537,8 @@
             </w:pPr>
             <w:sdt>
               <w:sdtPr>
-                <w:id w:val="2047208107"/>
-                <w:tag w:val="goog_rdk_16"/>
+                <w:id w:val="959778207"/>
+                <w:tag w:val="goog_rdk_18"/>
               </w:sdtPr>
               <w:sdtContent>
                 <w:r>
@@ -15559,30 +15575,38 @@
         </w:rPr>
       </w:r>
     </w:p>
-    <w:p>
-      <w:pPr>
-        <w:pStyle w:val="Heading1"/>
-        <w:spacing w:after="160" w:before="320" w:lineRule="auto"/>
-        <w:rPr/>
-      </w:pPr>
-      <w:r>
-        <w:rPr>
-          <w:rFonts w:ascii="Arial" w:cs="Arial" w:eastAsia="Arial" w:hAnsi="Arial"/>
-          <w:b w:val="1"/>
-          <w:bCs w:val="1"/>
-          <w:color w:val="1a3c5e"/>
-          <w:sz w:val="32"/>
-          <w:szCs w:val="32"/>
-          <w:rtl w:val="0"/>
-        </w:rPr>
-        <w:t xml:space="preserve">4. Quy tac lam viec cua nhom</w:t>
-      </w:r>
-      <w:r>
-        <w:rPr>
-          <w:rtl w:val="0"/>
-        </w:rPr>
-      </w:r>
-    </w:p>
+    <w:sdt>
+      <w:sdtPr>
+        <w:id w:val="-2094232517"/>
+        <w:tag w:val="goog_rdk_19"/>
+      </w:sdtPr>
+      <w:sdtContent>
+        <w:p>
+          <w:pPr>
+            <w:pStyle w:val="Heading1"/>
+            <w:spacing w:after="160" w:before="320" w:lineRule="auto"/>
+            <w:rPr/>
+          </w:pPr>
+          <w:r>
+            <w:rPr>
+              <w:rFonts w:ascii="Arial" w:cs="Arial" w:eastAsia="Arial" w:hAnsi="Arial"/>
+              <w:b w:val="1"/>
+              <w:bCs w:val="1"/>
+              <w:color w:val="1a3c5e"/>
+              <w:sz w:val="32"/>
+              <w:szCs w:val="32"/>
+              <w:rtl w:val="0"/>
+            </w:rPr>
+            <w:t xml:space="preserve">4. Quy tac lam viec cua nhom</w:t>
+          </w:r>
+          <w:r>
+            <w:rPr>
+              <w:rtl w:val="0"/>
+            </w:rPr>
+          </w:r>
+        </w:p>
+      </w:sdtContent>
+    </w:sdt>
     <w:p>
       <w:pPr>
         <w:pBdr>
@@ -16240,30 +16264,38 @@
         </w:tc>
       </w:tr>
     </w:tbl>
-    <w:p>
-      <w:pPr>
-        <w:pStyle w:val="Heading2"/>
-        <w:spacing w:after="120" w:before="240" w:lineRule="auto"/>
-        <w:rPr/>
-      </w:pPr>
-      <w:r>
-        <w:rPr>
-          <w:rFonts w:ascii="Arial" w:cs="Arial" w:eastAsia="Arial" w:hAnsi="Arial"/>
-          <w:b w:val="1"/>
-          <w:bCs w:val="1"/>
-          <w:color w:val="2e86ab"/>
-          <w:sz w:val="26"/>
-          <w:szCs w:val="26"/>
-          <w:rtl w:val="0"/>
-        </w:rPr>
-        <w:t xml:space="preserve">4.1. Cau hinh MySQL cho du an</w:t>
-      </w:r>
-      <w:r>
-        <w:rPr>
-          <w:rtl w:val="0"/>
-        </w:rPr>
-      </w:r>
-    </w:p>
+    <w:sdt>
+      <w:sdtPr>
+        <w:id w:val="930125395"/>
+        <w:tag w:val="goog_rdk_20"/>
+      </w:sdtPr>
+      <w:sdtContent>
+        <w:p>
+          <w:pPr>
+            <w:pStyle w:val="Heading2"/>
+            <w:spacing w:after="120" w:before="240" w:lineRule="auto"/>
+            <w:rPr/>
+          </w:pPr>
+          <w:r>
+            <w:rPr>
+              <w:rFonts w:ascii="Arial" w:cs="Arial" w:eastAsia="Arial" w:hAnsi="Arial"/>
+              <w:b w:val="1"/>
+              <w:bCs w:val="1"/>
+              <w:color w:val="2e86ab"/>
+              <w:sz w:val="26"/>
+              <w:szCs w:val="26"/>
+              <w:rtl w:val="0"/>
+            </w:rPr>
+            <w:t xml:space="preserve">4.1. Cau hinh MySQL cho du an</w:t>
+          </w:r>
+          <w:r>
+            <w:rPr>
+              <w:rtl w:val="0"/>
+            </w:rPr>
+          </w:r>
+        </w:p>
+      </w:sdtContent>
+    </w:sdt>
     <w:p>
       <w:pPr>
         <w:spacing w:after="80" w:before="80" w:lineRule="auto"/>
@@ -16286,8 +16318,8 @@
     </w:p>
     <w:sdt>
       <w:sdtPr>
-        <w:id w:val="841254659"/>
-        <w:tag w:val="goog_rdk_17"/>
+        <w:id w:val="1262708172"/>
+        <w:tag w:val="goog_rdk_21"/>
       </w:sdtPr>
       <w:sdtContent>
         <w:p>
@@ -16324,7 +16356,7 @@
         <w:widowControl w:val="1"/>
         <w:numPr>
           <w:ilvl w:val="0"/>
-          <w:numId w:val="1"/>
+          <w:numId w:val="11"/>
         </w:numPr>
         <w:pBdr>
           <w:top w:space="0" w:sz="0" w:val="nil"/>
@@ -16367,7 +16399,7 @@
         <w:widowControl w:val="1"/>
         <w:numPr>
           <w:ilvl w:val="0"/>
-          <w:numId w:val="1"/>
+          <w:numId w:val="11"/>
         </w:numPr>
         <w:pBdr>
           <w:top w:space="0" w:sz="0" w:val="nil"/>
@@ -16410,7 +16442,7 @@
         <w:widowControl w:val="1"/>
         <w:numPr>
           <w:ilvl w:val="0"/>
-          <w:numId w:val="1"/>
+          <w:numId w:val="11"/>
         </w:numPr>
         <w:pBdr>
           <w:top w:space="0" w:sz="0" w:val="nil"/>
@@ -16453,7 +16485,7 @@
         <w:widowControl w:val="1"/>
         <w:numPr>
           <w:ilvl w:val="0"/>
-          <w:numId w:val="1"/>
+          <w:numId w:val="11"/>
         </w:numPr>
         <w:pBdr>
           <w:top w:space="0" w:sz="0" w:val="nil"/>
@@ -16490,8 +16522,8 @@
     </w:p>
     <w:sdt>
       <w:sdtPr>
-        <w:id w:val="-742772843"/>
-        <w:tag w:val="goog_rdk_18"/>
+        <w:id w:val="-821678421"/>
+        <w:tag w:val="goog_rdk_22"/>
       </w:sdtPr>
       <w:sdtContent>
         <w:p>
@@ -16650,8 +16682,8 @@
     </w:tbl>
     <w:sdt>
       <w:sdtPr>
-        <w:id w:val="2015525760"/>
-        <w:tag w:val="goog_rdk_19"/>
+        <w:id w:val="2107804761"/>
+        <w:tag w:val="goog_rdk_23"/>
       </w:sdtPr>
       <w:sdtContent>
         <w:p>
@@ -16850,8 +16882,8 @@
     </w:tbl>
     <w:sdt>
       <w:sdtPr>
-        <w:id w:val="1568620878"/>
-        <w:tag w:val="goog_rdk_20"/>
+        <w:id w:val="556077"/>
+        <w:tag w:val="goog_rdk_24"/>
       </w:sdtPr>
       <w:sdtContent>
         <w:p>
@@ -17150,8 +17182,8 @@
     </w:tbl>
     <w:sdt>
       <w:sdtPr>
-        <w:id w:val="-1544639002"/>
-        <w:tag w:val="goog_rdk_21"/>
+        <w:id w:val="-1034296984"/>
+        <w:tag w:val="goog_rdk_25"/>
       </w:sdtPr>
       <w:sdtContent>
         <w:p>
@@ -17351,30 +17383,38 @@
         </w:tc>
       </w:tr>
     </w:tbl>
-    <w:p>
-      <w:pPr>
-        <w:pStyle w:val="Heading2"/>
-        <w:spacing w:after="120" w:before="240" w:lineRule="auto"/>
-        <w:rPr/>
-      </w:pPr>
-      <w:r>
-        <w:rPr>
-          <w:rFonts w:ascii="Arial" w:cs="Arial" w:eastAsia="Arial" w:hAnsi="Arial"/>
-          <w:b w:val="1"/>
-          <w:bCs w:val="1"/>
-          <w:color w:val="2e86ab"/>
-          <w:sz w:val="26"/>
-          <w:szCs w:val="26"/>
-          <w:rtl w:val="0"/>
-        </w:rPr>
-        <w:t xml:space="preserve">4.2. Cau hoi thuyet trinh can chuan bi</w:t>
-      </w:r>
-      <w:r>
-        <w:rPr>
-          <w:rtl w:val="0"/>
-        </w:rPr>
-      </w:r>
-    </w:p>
+    <w:sdt>
+      <w:sdtPr>
+        <w:id w:val="732519250"/>
+        <w:tag w:val="goog_rdk_26"/>
+      </w:sdtPr>
+      <w:sdtContent>
+        <w:p>
+          <w:pPr>
+            <w:pStyle w:val="Heading2"/>
+            <w:spacing w:after="120" w:before="240" w:lineRule="auto"/>
+            <w:rPr/>
+          </w:pPr>
+          <w:r>
+            <w:rPr>
+              <w:rFonts w:ascii="Arial" w:cs="Arial" w:eastAsia="Arial" w:hAnsi="Arial"/>
+              <w:b w:val="1"/>
+              <w:bCs w:val="1"/>
+              <w:color w:val="2e86ab"/>
+              <w:sz w:val="26"/>
+              <w:szCs w:val="26"/>
+              <w:rtl w:val="0"/>
+            </w:rPr>
+            <w:t xml:space="preserve">4.2. Cau hoi thuyet trinh can chuan bi</w:t>
+          </w:r>
+          <w:r>
+            <w:rPr>
+              <w:rtl w:val="0"/>
+            </w:rPr>
+          </w:r>
+        </w:p>
+      </w:sdtContent>
+    </w:sdt>
     <w:p>
       <w:pPr>
         <w:keepNext w:val="0"/>
@@ -17383,7 +17423,7 @@
         <w:widowControl w:val="1"/>
         <w:numPr>
           <w:ilvl w:val="0"/>
-          <w:numId w:val="1"/>
+          <w:numId w:val="11"/>
         </w:numPr>
         <w:pBdr>
           <w:top w:space="0" w:sz="0" w:val="nil"/>
@@ -17426,7 +17466,7 @@
         <w:widowControl w:val="1"/>
         <w:numPr>
           <w:ilvl w:val="0"/>
-          <w:numId w:val="1"/>
+          <w:numId w:val="11"/>
         </w:numPr>
         <w:pBdr>
           <w:top w:space="0" w:sz="0" w:val="nil"/>
@@ -17469,7 +17509,7 @@
         <w:widowControl w:val="1"/>
         <w:numPr>
           <w:ilvl w:val="0"/>
-          <w:numId w:val="1"/>
+          <w:numId w:val="11"/>
         </w:numPr>
         <w:pBdr>
           <w:top w:space="0" w:sz="0" w:val="nil"/>
@@ -17512,7 +17552,7 @@
         <w:widowControl w:val="1"/>
         <w:numPr>
           <w:ilvl w:val="0"/>
-          <w:numId w:val="1"/>
+          <w:numId w:val="11"/>
         </w:numPr>
         <w:pBdr>
           <w:top w:space="0" w:sz="0" w:val="nil"/>
@@ -17555,7 +17595,7 @@
         <w:widowControl w:val="1"/>
         <w:numPr>
           <w:ilvl w:val="0"/>
-          <w:numId w:val="1"/>
+          <w:numId w:val="11"/>
         </w:numPr>
         <w:pBdr>
           <w:top w:space="0" w:sz="0" w:val="nil"/>
@@ -17598,7 +17638,7 @@
         <w:widowControl w:val="1"/>
         <w:numPr>
           <w:ilvl w:val="0"/>
-          <w:numId w:val="1"/>
+          <w:numId w:val="11"/>
         </w:numPr>
         <w:pBdr>
           <w:top w:space="0" w:sz="0" w:val="nil"/>
@@ -17646,30 +17686,38 @@
         </w:rPr>
       </w:r>
     </w:p>
-    <w:p>
-      <w:pPr>
-        <w:pStyle w:val="Heading1"/>
-        <w:spacing w:after="160" w:before="320" w:lineRule="auto"/>
-        <w:rPr/>
-      </w:pPr>
-      <w:r>
-        <w:rPr>
-          <w:rFonts w:ascii="Arial" w:cs="Arial" w:eastAsia="Arial" w:hAnsi="Arial"/>
-          <w:b w:val="1"/>
-          <w:bCs w:val="1"/>
-          <w:color w:val="1a3c5e"/>
-          <w:sz w:val="32"/>
-          <w:szCs w:val="32"/>
-          <w:rtl w:val="0"/>
-        </w:rPr>
-        <w:t xml:space="preserve">5. Phan cong thanh vien nhom</w:t>
-      </w:r>
-      <w:r>
-        <w:rPr>
-          <w:rtl w:val="0"/>
-        </w:rPr>
-      </w:r>
-    </w:p>
+    <w:sdt>
+      <w:sdtPr>
+        <w:id w:val="-1960501120"/>
+        <w:tag w:val="goog_rdk_27"/>
+      </w:sdtPr>
+      <w:sdtContent>
+        <w:p>
+          <w:pPr>
+            <w:pStyle w:val="Heading1"/>
+            <w:spacing w:after="160" w:before="320" w:lineRule="auto"/>
+            <w:rPr/>
+          </w:pPr>
+          <w:r>
+            <w:rPr>
+              <w:rFonts w:ascii="Arial" w:cs="Arial" w:eastAsia="Arial" w:hAnsi="Arial"/>
+              <w:b w:val="1"/>
+              <w:bCs w:val="1"/>
+              <w:color w:val="1a3c5e"/>
+              <w:sz w:val="32"/>
+              <w:szCs w:val="32"/>
+              <w:rtl w:val="0"/>
+            </w:rPr>
+            <w:t xml:space="preserve">5. Phan cong thanh vien nhom</w:t>
+          </w:r>
+          <w:r>
+            <w:rPr>
+              <w:rtl w:val="0"/>
+            </w:rPr>
+          </w:r>
+        </w:p>
+      </w:sdtContent>
+    </w:sdt>
     <w:p>
       <w:pPr>
         <w:pBdr>
@@ -18776,7 +18824,12 @@
       <w:pPr>
         <w:spacing w:after="80" w:before="400" w:lineRule="auto"/>
         <w:jc w:val="center"/>
-        <w:rPr/>
+        <w:rPr>
+          <w:rFonts w:ascii="Arial" w:cs="Arial" w:eastAsia="Arial" w:hAnsi="Arial"/>
+          <w:color w:val="888888"/>
+          <w:sz w:val="20"/>
+          <w:szCs w:val="20"/>
+        </w:rPr>
       </w:pPr>
       <w:r>
         <w:rPr>
@@ -18788,10 +18841,1210 @@
         </w:rPr>
         <w:t xml:space="preserve">Mon hoc: Ngon ngu lap trinh Python  |  Truong Dai hoc Sai Gon</w:t>
       </w:r>
+    </w:p>
+    <w:p>
+      <w:pPr>
+        <w:spacing w:after="80" w:before="400" w:lineRule="auto"/>
+        <w:jc w:val="center"/>
+        <w:rPr>
+          <w:color w:val="888888"/>
+          <w:sz w:val="20"/>
+          <w:szCs w:val="20"/>
+        </w:rPr>
+      </w:pPr>
       <w:r>
         <w:rPr>
           <w:rtl w:val="0"/>
         </w:rPr>
+      </w:r>
+    </w:p>
+    <w:p>
+      <w:pPr>
+        <w:pStyle w:val="Title"/>
+        <w:spacing w:after="80" w:before="400" w:lineRule="auto"/>
+        <w:jc w:val="both"/>
+        <w:rPr>
+          <w:b w:val="1"/>
+          <w:bCs w:val="1"/>
+          <w:sz w:val="28"/>
+          <w:szCs w:val="28"/>
+        </w:rPr>
+      </w:pPr>
+      <w:bookmarkStart w:colFirst="0" w:colLast="0" w:name="_heading=h.jhf7oumxw2o9" w:id="4"/>
+      <w:bookmarkEnd w:id="4"/>
+      <w:r>
+        <w:rPr>
+          <w:b w:val="1"/>
+          <w:bCs w:val="1"/>
+          <w:sz w:val="28"/>
+          <w:szCs w:val="28"/>
+          <w:rtl w:val="0"/>
+        </w:rPr>
+        <w:t xml:space="preserve">FEEDBACK lần 1 6/6/2026</w:t>
+      </w:r>
+    </w:p>
+    <w:p>
+      <w:pPr>
+        <w:spacing w:after="80" w:before="400" w:line="240" w:lineRule="auto"/>
+        <w:ind w:left="0" w:firstLine="0"/>
+        <w:jc w:val="both"/>
+        <w:rPr>
+          <w:b w:val="1"/>
+          <w:bCs w:val="1"/>
+          <w:sz w:val="24"/>
+          <w:szCs w:val="24"/>
+        </w:rPr>
+      </w:pPr>
+      <w:r>
+        <w:rPr>
+          <w:b w:val="1"/>
+          <w:bCs w:val="1"/>
+          <w:sz w:val="24"/>
+          <w:szCs w:val="24"/>
+          <w:rtl w:val="0"/>
+        </w:rPr>
+        <w:t xml:space="preserve">* Quản lý phòng học:</w:t>
+      </w:r>
+    </w:p>
+    <w:p>
+      <w:pPr>
+        <w:numPr>
+          <w:ilvl w:val="0"/>
+          <w:numId w:val="16"/>
+        </w:numPr>
+        <w:spacing w:after="80" w:before="400" w:line="240" w:lineRule="auto"/>
+        <w:ind w:left="720" w:hanging="360"/>
+        <w:rPr>
+          <w:sz w:val="24"/>
+          <w:szCs w:val="24"/>
+        </w:rPr>
+      </w:pPr>
+      <w:r>
+        <w:rPr>
+          <w:sz w:val="24"/>
+          <w:szCs w:val="24"/>
+          <w:rtl w:val="0"/>
+        </w:rPr>
+        <w:t xml:space="preserve">ICON thao tác: cây bút (sửa) và thúng rác (xóa) không nhất quán với module QLHP và QL lớp HP</w:t>
+      </w:r>
+    </w:p>
+    <w:p>
+      <w:pPr>
+        <w:spacing w:after="80" w:before="400" w:line="240" w:lineRule="auto"/>
+        <w:rPr>
+          <w:sz w:val="24"/>
+          <w:szCs w:val="24"/>
+        </w:rPr>
+      </w:pPr>
+      <w:r>
+        <w:rPr>
+          <w:sz w:val="24"/>
+          <w:szCs w:val="24"/>
+          <w:rtl w:val="0"/>
+        </w:rPr>
+        <w:t xml:space="preserve">-&gt; Sử dụng icon giống với quản lý SV.</w:t>
+      </w:r>
+    </w:p>
+    <w:p>
+      <w:pPr>
+        <w:spacing w:after="80" w:before="400" w:line="240" w:lineRule="auto"/>
+        <w:ind w:left="0" w:firstLine="0"/>
+        <w:rPr>
+          <w:b w:val="1"/>
+          <w:bCs w:val="1"/>
+          <w:sz w:val="24"/>
+          <w:szCs w:val="24"/>
+        </w:rPr>
+      </w:pPr>
+      <w:r>
+        <w:rPr>
+          <w:b w:val="1"/>
+          <w:bCs w:val="1"/>
+          <w:sz w:val="24"/>
+          <w:szCs w:val="24"/>
+          <w:rtl w:val="0"/>
+        </w:rPr>
+        <w:t xml:space="preserve">* Quản lý ĐKHP:</w:t>
+      </w:r>
+    </w:p>
+    <w:p>
+      <w:pPr>
+        <w:numPr>
+          <w:ilvl w:val="0"/>
+          <w:numId w:val="4"/>
+        </w:numPr>
+        <w:spacing w:after="80" w:before="400" w:line="240" w:lineRule="auto"/>
+        <w:ind w:left="720" w:hanging="360"/>
+        <w:rPr>
+          <w:sz w:val="24"/>
+          <w:szCs w:val="24"/>
+          <w:u w:val="none"/>
+        </w:rPr>
+      </w:pPr>
+      <w:r>
+        <w:rPr>
+          <w:sz w:val="24"/>
+          <w:szCs w:val="24"/>
+          <w:rtl w:val="0"/>
+        </w:rPr>
+        <w:t xml:space="preserve">Table chỉ hiển thị 10 dòng, quá 10 dòng sẽ phân trang -&gt; tránh vừa scroll vừa phân trang</w:t>
+      </w:r>
+    </w:p>
+    <w:p>
+      <w:pPr>
+        <w:spacing w:after="80" w:before="400" w:line="240" w:lineRule="auto"/>
+        <w:ind w:left="0" w:firstLine="0"/>
+        <w:rPr>
+          <w:sz w:val="24"/>
+          <w:szCs w:val="24"/>
+        </w:rPr>
+      </w:pPr>
+      <w:r>
+        <w:rPr>
+          <w:rtl w:val="0"/>
+        </w:rPr>
+      </w:r>
+    </w:p>
+    <w:p>
+      <w:pPr>
+        <w:spacing w:after="80" w:before="400" w:line="240" w:lineRule="auto"/>
+        <w:ind w:left="0" w:firstLine="0"/>
+        <w:rPr>
+          <w:sz w:val="24"/>
+          <w:szCs w:val="24"/>
+        </w:rPr>
+      </w:pPr>
+      <w:r>
+        <w:rPr>
+          <w:b w:val="1"/>
+          <w:bCs w:val="1"/>
+          <w:sz w:val="24"/>
+          <w:szCs w:val="24"/>
+          <w:rtl w:val="0"/>
+        </w:rPr>
+        <w:t xml:space="preserve">* Quản lý Học phần: </w:t>
+      </w:r>
+      <w:r>
+        <w:rPr>
+          <w:rtl w:val="0"/>
+        </w:rPr>
+      </w:r>
+    </w:p>
+    <w:p>
+      <w:pPr>
+        <w:numPr>
+          <w:ilvl w:val="0"/>
+          <w:numId w:val="17"/>
+        </w:numPr>
+        <w:spacing w:after="0" w:afterAutospacing="0" w:before="400" w:line="240" w:lineRule="auto"/>
+        <w:ind w:left="720" w:hanging="360"/>
+        <w:rPr>
+          <w:sz w:val="24"/>
+          <w:szCs w:val="24"/>
+          <w:u w:val="none"/>
+        </w:rPr>
+      </w:pPr>
+      <w:r>
+        <w:rPr>
+          <w:sz w:val="24"/>
+          <w:szCs w:val="24"/>
+          <w:rtl w:val="0"/>
+        </w:rPr>
+        <w:t xml:space="preserve">Form thêm: hiện tại thông báo lỗi đang sử dụng mặc định của HTML -&gt; viết thông báo riêng</w:t>
+      </w:r>
+    </w:p>
+    <w:p>
+      <w:pPr>
+        <w:numPr>
+          <w:ilvl w:val="0"/>
+          <w:numId w:val="17"/>
+        </w:numPr>
+        <w:spacing w:after="80" w:before="0" w:beforeAutospacing="0" w:line="240" w:lineRule="auto"/>
+        <w:ind w:left="720" w:hanging="360"/>
+        <w:rPr>
+          <w:sz w:val="24"/>
+          <w:szCs w:val="24"/>
+          <w:u w:val="none"/>
+        </w:rPr>
+      </w:pPr>
+      <w:r>
+        <w:rPr>
+          <w:sz w:val="24"/>
+          <w:szCs w:val="24"/>
+          <w:rtl w:val="0"/>
+        </w:rPr>
+        <w:t xml:space="preserve">Form sửa: khi cố tính để trống 1 field tín chỉ sẽ bị crash, form đang sử dụng thông báo lỗi mặc định của HTML -&gt; viết thông báo riêng</w:t>
+      </w:r>
+    </w:p>
+    <w:p>
+      <w:pPr>
+        <w:spacing w:after="80" w:before="400" w:line="240" w:lineRule="auto"/>
+        <w:ind w:left="0" w:firstLine="0"/>
+        <w:rPr>
+          <w:b w:val="1"/>
+          <w:bCs w:val="1"/>
+          <w:sz w:val="24"/>
+          <w:szCs w:val="24"/>
+        </w:rPr>
+      </w:pPr>
+      <w:r>
+        <w:rPr>
+          <w:b w:val="1"/>
+          <w:bCs w:val="1"/>
+          <w:sz w:val="24"/>
+          <w:szCs w:val="24"/>
+          <w:rtl w:val="0"/>
+        </w:rPr>
+        <w:t xml:space="preserve">* Quản lý Lớp HP:</w:t>
+      </w:r>
+    </w:p>
+    <w:p>
+      <w:pPr>
+        <w:numPr>
+          <w:ilvl w:val="0"/>
+          <w:numId w:val="9"/>
+        </w:numPr>
+        <w:spacing w:after="80" w:before="400" w:line="240" w:lineRule="auto"/>
+        <w:ind w:left="720" w:hanging="360"/>
+        <w:rPr>
+          <w:sz w:val="24"/>
+          <w:szCs w:val="24"/>
+        </w:rPr>
+      </w:pPr>
+      <w:r>
+        <w:rPr>
+          <w:sz w:val="24"/>
+          <w:szCs w:val="24"/>
+          <w:rtl w:val="0"/>
+        </w:rPr>
+        <w:t xml:space="preserve">Form thêm/sửa: Khi cố tình để trống các field là số -&gt; crash; Form sử dụng thông báo lỗi mặc định của HTML -&gt; viết thông báo riêng.</w:t>
+      </w:r>
+    </w:p>
+    <w:p>
+      <w:pPr>
+        <w:spacing w:after="80" w:before="400" w:line="240" w:lineRule="auto"/>
+        <w:ind w:left="0" w:firstLine="0"/>
+        <w:rPr>
+          <w:b w:val="1"/>
+          <w:bCs w:val="1"/>
+          <w:sz w:val="24"/>
+          <w:szCs w:val="24"/>
+        </w:rPr>
+      </w:pPr>
+      <w:r>
+        <w:rPr>
+          <w:b w:val="1"/>
+          <w:bCs w:val="1"/>
+          <w:sz w:val="24"/>
+          <w:szCs w:val="24"/>
+          <w:rtl w:val="0"/>
+        </w:rPr>
+        <w:t xml:space="preserve">* Lịch học và Phòng học:</w:t>
+      </w:r>
+    </w:p>
+    <w:p>
+      <w:pPr>
+        <w:numPr>
+          <w:ilvl w:val="0"/>
+          <w:numId w:val="10"/>
+        </w:numPr>
+        <w:spacing w:after="80" w:before="400" w:line="240" w:lineRule="auto"/>
+        <w:ind w:left="720" w:hanging="360"/>
+        <w:rPr>
+          <w:sz w:val="24"/>
+          <w:szCs w:val="24"/>
+          <w:u w:val="none"/>
+        </w:rPr>
+      </w:pPr>
+      <w:r>
+        <w:rPr>
+          <w:sz w:val="24"/>
+          <w:szCs w:val="24"/>
+          <w:rtl w:val="0"/>
+        </w:rPr>
+        <w:t xml:space="preserve">Form thêm/sửa:  Khi cố tình để trống các field là số -&gt; crash; Form sử dụng thông báo lỗi mặc định của HTML -&gt; viết thông báo riêng.</w:t>
+      </w:r>
+    </w:p>
+    <w:p>
+      <w:pPr>
+        <w:spacing w:after="80" w:before="400" w:line="240" w:lineRule="auto"/>
+        <w:ind w:left="0" w:firstLine="0"/>
+        <w:rPr>
+          <w:b w:val="1"/>
+          <w:bCs w:val="1"/>
+          <w:sz w:val="24"/>
+          <w:szCs w:val="24"/>
+        </w:rPr>
+      </w:pPr>
+      <w:r>
+        <w:rPr>
+          <w:b w:val="1"/>
+          <w:bCs w:val="1"/>
+          <w:sz w:val="24"/>
+          <w:szCs w:val="24"/>
+          <w:rtl w:val="0"/>
+        </w:rPr>
+        <w:t xml:space="preserve">* Quản lý báo cáo:</w:t>
+      </w:r>
+    </w:p>
+    <w:p>
+      <w:pPr>
+        <w:numPr>
+          <w:ilvl w:val="0"/>
+          <w:numId w:val="5"/>
+        </w:numPr>
+        <w:spacing w:after="80" w:before="400" w:line="240" w:lineRule="auto"/>
+        <w:ind w:left="720" w:hanging="360"/>
+        <w:rPr>
+          <w:sz w:val="24"/>
+          <w:szCs w:val="24"/>
+          <w:u w:val="none"/>
+        </w:rPr>
+      </w:pPr>
+      <w:r>
+        <w:rPr>
+          <w:sz w:val="24"/>
+          <w:szCs w:val="24"/>
+          <w:rtl w:val="0"/>
+        </w:rPr>
+        <w:t xml:space="preserve">Cột hành động: đang bị trống -&gt; bổ sung đầy đủ chức năng</w:t>
+      </w:r>
+    </w:p>
+    <w:p>
+      <w:pPr>
+        <w:spacing w:after="80" w:before="400" w:line="240" w:lineRule="auto"/>
+        <w:ind w:left="0" w:firstLine="0"/>
+        <w:rPr>
+          <w:i w:val="1"/>
+          <w:iCs w:val="1"/>
+          <w:sz w:val="24"/>
+          <w:szCs w:val="24"/>
+          <w:highlight w:val="yellow"/>
+        </w:rPr>
+      </w:pPr>
+      <w:r>
+        <w:rPr>
+          <w:b w:val="1"/>
+          <w:bCs w:val="1"/>
+          <w:sz w:val="24"/>
+          <w:szCs w:val="24"/>
+          <w:rtl w:val="0"/>
+        </w:rPr>
+        <w:t xml:space="preserve">** Về việc phân trang của tất cả các module:</w:t>
+      </w:r>
+      <w:r>
+        <w:rPr>
+          <w:sz w:val="24"/>
+          <w:szCs w:val="24"/>
+          <w:rtl w:val="0"/>
+        </w:rPr>
+        <w:t xml:space="preserve"> Sẽ sử dụng style UI giống với module Đăng ký học phần </w:t>
+      </w:r>
+      <w:r>
+        <w:rPr>
+          <w:i w:val="1"/>
+          <w:iCs w:val="1"/>
+          <w:sz w:val="24"/>
+          <w:szCs w:val="24"/>
+          <w:highlight w:val="yellow"/>
+          <w:rtl w:val="0"/>
+        </w:rPr>
+        <w:t xml:space="preserve"> “ &lt;&lt; &lt; Số trang &gt; &gt;&gt; “ </w:t>
+      </w:r>
+    </w:p>
+    <w:p>
+      <w:pPr>
+        <w:spacing w:after="80" w:before="400" w:line="240" w:lineRule="auto"/>
+        <w:ind w:left="0" w:firstLine="0"/>
+        <w:rPr>
+          <w:sz w:val="24"/>
+          <w:szCs w:val="24"/>
+        </w:rPr>
+      </w:pPr>
+      <w:r>
+        <w:rPr>
+          <w:b w:val="1"/>
+          <w:bCs w:val="1"/>
+          <w:sz w:val="24"/>
+          <w:szCs w:val="24"/>
+          <w:rtl w:val="0"/>
+        </w:rPr>
+        <w:t xml:space="preserve">** Về việc icon thao tác CRUD của tất cả các module:</w:t>
+      </w:r>
+      <w:r>
+        <w:rPr>
+          <w:sz w:val="24"/>
+          <w:szCs w:val="24"/>
+          <w:rtl w:val="0"/>
+        </w:rPr>
+        <w:t xml:space="preserve"> Sử dụng style UI giống với Quản lý sinh viên.</w:t>
+      </w:r>
+    </w:p>
+    <w:p>
+      <w:pPr>
+        <w:spacing w:after="80" w:before="400" w:line="240" w:lineRule="auto"/>
+        <w:ind w:left="0" w:firstLine="0"/>
+        <w:rPr>
+          <w:b w:val="1"/>
+          <w:bCs w:val="1"/>
+          <w:sz w:val="24"/>
+          <w:szCs w:val="24"/>
+        </w:rPr>
+      </w:pPr>
+      <w:r>
+        <w:br w:type="page"/>
+      </w:r>
+      <w:r>
+        <w:rPr>
+          <w:rtl w:val="0"/>
+        </w:rPr>
+      </w:r>
+    </w:p>
+    <w:p>
+      <w:pPr>
+        <w:pStyle w:val="Title"/>
+        <w:spacing w:after="80" w:before="400" w:lineRule="auto"/>
+        <w:rPr>
+          <w:b w:val="1"/>
+          <w:bCs w:val="1"/>
+          <w:sz w:val="30"/>
+          <w:szCs w:val="30"/>
+        </w:rPr>
+      </w:pPr>
+      <w:bookmarkStart w:colFirst="0" w:colLast="0" w:name="_heading=h.ijpse62yxn3n" w:id="5"/>
+      <w:bookmarkEnd w:id="5"/>
+      <w:r>
+        <w:rPr>
+          <w:b w:val="1"/>
+          <w:bCs w:val="1"/>
+          <w:sz w:val="30"/>
+          <w:szCs w:val="30"/>
+          <w:rtl w:val="0"/>
+        </w:rPr>
+        <w:t xml:space="preserve">FEEDBACK lần 2 12/6/2026</w:t>
+      </w:r>
+    </w:p>
+    <w:p>
+      <w:pPr>
+        <w:spacing w:after="80" w:before="400" w:line="240" w:lineRule="auto"/>
+        <w:ind w:left="0" w:firstLine="0"/>
+        <w:rPr>
+          <w:b w:val="1"/>
+          <w:bCs w:val="1"/>
+          <w:sz w:val="24"/>
+          <w:szCs w:val="24"/>
+        </w:rPr>
+      </w:pPr>
+      <w:r>
+        <w:rPr>
+          <w:b w:val="1"/>
+          <w:bCs w:val="1"/>
+          <w:sz w:val="24"/>
+          <w:szCs w:val="24"/>
+          <w:rtl w:val="0"/>
+        </w:rPr>
+        <w:t xml:space="preserve">* Chỉnh sửa/Bổ sung:</w:t>
+      </w:r>
+    </w:p>
+    <w:p>
+      <w:pPr>
+        <w:numPr>
+          <w:ilvl w:val="0"/>
+          <w:numId w:val="3"/>
+        </w:numPr>
+        <w:spacing w:after="0" w:afterAutospacing="0" w:before="400" w:line="240" w:lineRule="auto"/>
+        <w:ind w:left="720" w:hanging="360"/>
+        <w:rPr>
+          <w:b w:val="1"/>
+          <w:bCs w:val="1"/>
+          <w:sz w:val="24"/>
+          <w:szCs w:val="24"/>
+          <w:u w:val="none"/>
+        </w:rPr>
+      </w:pPr>
+      <w:r>
+        <w:rPr>
+          <w:b w:val="1"/>
+          <w:bCs w:val="1"/>
+          <w:sz w:val="24"/>
+          <w:szCs w:val="24"/>
+          <w:rtl w:val="0"/>
+        </w:rPr>
+        <w:t xml:space="preserve">Điểm danh:</w:t>
+      </w:r>
+    </w:p>
+    <w:p>
+      <w:pPr>
+        <w:numPr>
+          <w:ilvl w:val="0"/>
+          <w:numId w:val="15"/>
+        </w:numPr>
+        <w:spacing w:after="0" w:afterAutospacing="0" w:before="0" w:beforeAutospacing="0" w:line="240" w:lineRule="auto"/>
+        <w:ind w:left="720" w:hanging="360"/>
+        <w:rPr>
+          <w:sz w:val="24"/>
+          <w:szCs w:val="24"/>
+          <w:u w:val="none"/>
+        </w:rPr>
+      </w:pPr>
+      <w:r>
+        <w:rPr>
+          <w:sz w:val="24"/>
+          <w:szCs w:val="24"/>
+          <w:rtl w:val="0"/>
+        </w:rPr>
+        <w:t xml:space="preserve">Giảng viên chỉ xem được buổi điểm danh của lớp mình.</w:t>
+      </w:r>
+    </w:p>
+    <w:p>
+      <w:pPr>
+        <w:numPr>
+          <w:ilvl w:val="0"/>
+          <w:numId w:val="15"/>
+        </w:numPr>
+        <w:spacing w:after="0" w:afterAutospacing="0" w:before="0" w:beforeAutospacing="0" w:line="240" w:lineRule="auto"/>
+        <w:ind w:left="720" w:hanging="360"/>
+        <w:rPr>
+          <w:sz w:val="24"/>
+          <w:szCs w:val="24"/>
+          <w:u w:val="none"/>
+        </w:rPr>
+      </w:pPr>
+      <w:r>
+        <w:rPr>
+          <w:sz w:val="24"/>
+          <w:szCs w:val="24"/>
+          <w:rtl w:val="0"/>
+        </w:rPr>
+        <w:t xml:space="preserve">Cho phép xuất file excel kết quả điểm danh của từng buổi.</w:t>
+      </w:r>
+    </w:p>
+    <w:p>
+      <w:pPr>
+        <w:numPr>
+          <w:ilvl w:val="0"/>
+          <w:numId w:val="15"/>
+        </w:numPr>
+        <w:spacing w:after="0" w:afterAutospacing="0" w:before="0" w:beforeAutospacing="0" w:line="240" w:lineRule="auto"/>
+        <w:ind w:left="720" w:hanging="360"/>
+        <w:rPr>
+          <w:sz w:val="24"/>
+          <w:szCs w:val="24"/>
+          <w:u w:val="none"/>
+        </w:rPr>
+      </w:pPr>
+      <w:r>
+        <w:rPr>
+          <w:sz w:val="24"/>
+          <w:szCs w:val="24"/>
+          <w:rtl w:val="0"/>
+        </w:rPr>
+        <w:t xml:space="preserve">Trước khi kết thúc buổi phải hỏi trước.</w:t>
+      </w:r>
+    </w:p>
+    <w:p>
+      <w:pPr>
+        <w:numPr>
+          <w:ilvl w:val="0"/>
+          <w:numId w:val="8"/>
+        </w:numPr>
+        <w:spacing w:after="0" w:afterAutospacing="0" w:before="0" w:beforeAutospacing="0" w:line="240" w:lineRule="auto"/>
+        <w:ind w:left="720" w:hanging="360"/>
+        <w:rPr>
+          <w:b w:val="1"/>
+          <w:bCs w:val="1"/>
+          <w:sz w:val="24"/>
+          <w:szCs w:val="24"/>
+        </w:rPr>
+      </w:pPr>
+      <w:r>
+        <w:rPr>
+          <w:b w:val="1"/>
+          <w:bCs w:val="1"/>
+          <w:sz w:val="24"/>
+          <w:szCs w:val="24"/>
+          <w:rtl w:val="0"/>
+        </w:rPr>
+        <w:t xml:space="preserve">Báo cáo/ Thông báo:</w:t>
+      </w:r>
+    </w:p>
+    <w:p>
+      <w:pPr>
+        <w:numPr>
+          <w:ilvl w:val="0"/>
+          <w:numId w:val="2"/>
+        </w:numPr>
+        <w:spacing w:after="0" w:afterAutospacing="0" w:before="0" w:beforeAutospacing="0" w:line="240" w:lineRule="auto"/>
+        <w:ind w:left="720" w:hanging="360"/>
+        <w:rPr>
+          <w:sz w:val="24"/>
+          <w:szCs w:val="24"/>
+          <w:u w:val="none"/>
+        </w:rPr>
+      </w:pPr>
+      <w:r>
+        <w:rPr>
+          <w:sz w:val="24"/>
+          <w:szCs w:val="24"/>
+          <w:rtl w:val="0"/>
+        </w:rPr>
+        <w:t xml:space="preserve">Chỉ xem được báo cáo và thông báo của lớp mình dạy đối với GV</w:t>
+      </w:r>
+    </w:p>
+    <w:p>
+      <w:pPr>
+        <w:numPr>
+          <w:ilvl w:val="0"/>
+          <w:numId w:val="13"/>
+        </w:numPr>
+        <w:spacing w:after="0" w:afterAutospacing="0" w:before="0" w:beforeAutospacing="0" w:line="240" w:lineRule="auto"/>
+        <w:ind w:left="720" w:hanging="360"/>
+        <w:rPr>
+          <w:b w:val="1"/>
+          <w:bCs w:val="1"/>
+          <w:sz w:val="24"/>
+          <w:szCs w:val="24"/>
+        </w:rPr>
+      </w:pPr>
+      <w:r>
+        <w:rPr>
+          <w:b w:val="1"/>
+          <w:bCs w:val="1"/>
+          <w:sz w:val="24"/>
+          <w:szCs w:val="24"/>
+          <w:rtl w:val="0"/>
+        </w:rPr>
+        <w:t xml:space="preserve">Phòng học:</w:t>
+      </w:r>
+    </w:p>
+    <w:p>
+      <w:pPr>
+        <w:numPr>
+          <w:ilvl w:val="0"/>
+          <w:numId w:val="7"/>
+        </w:numPr>
+        <w:spacing w:after="0" w:afterAutospacing="0" w:before="0" w:beforeAutospacing="0" w:line="240" w:lineRule="auto"/>
+        <w:ind w:left="720" w:hanging="360"/>
+        <w:rPr>
+          <w:sz w:val="24"/>
+          <w:szCs w:val="24"/>
+          <w:u w:val="none"/>
+        </w:rPr>
+      </w:pPr>
+      <w:r>
+        <w:rPr>
+          <w:sz w:val="24"/>
+          <w:szCs w:val="24"/>
+          <w:rtl w:val="0"/>
+        </w:rPr>
+        <w:t xml:space="preserve">Thêm 1 field là cơ sở. -&gt; Chỉnh sửa lại xem/thêm/sửa/xóa liên quan.</w:t>
+      </w:r>
+    </w:p>
+    <w:p>
+      <w:pPr>
+        <w:numPr>
+          <w:ilvl w:val="0"/>
+          <w:numId w:val="13"/>
+        </w:numPr>
+        <w:spacing w:after="0" w:afterAutospacing="0" w:before="0" w:beforeAutospacing="0" w:line="240" w:lineRule="auto"/>
+        <w:ind w:left="720" w:hanging="360"/>
+        <w:rPr>
+          <w:b w:val="1"/>
+          <w:bCs w:val="1"/>
+          <w:sz w:val="24"/>
+          <w:szCs w:val="24"/>
+          <w:u w:val="none"/>
+        </w:rPr>
+      </w:pPr>
+      <w:r>
+        <w:rPr>
+          <w:b w:val="1"/>
+          <w:bCs w:val="1"/>
+          <w:sz w:val="24"/>
+          <w:szCs w:val="24"/>
+          <w:rtl w:val="0"/>
+        </w:rPr>
+        <w:t xml:space="preserve">Lớp học phần:</w:t>
+      </w:r>
+    </w:p>
+    <w:p>
+      <w:pPr>
+        <w:numPr>
+          <w:ilvl w:val="0"/>
+          <w:numId w:val="15"/>
+        </w:numPr>
+        <w:spacing w:after="0" w:afterAutospacing="0" w:before="0" w:beforeAutospacing="0" w:lineRule="auto"/>
+        <w:ind w:left="720" w:hanging="360"/>
+        <w:rPr>
+          <w:sz w:val="24"/>
+          <w:szCs w:val="24"/>
+        </w:rPr>
+      </w:pPr>
+      <w:r>
+        <w:rPr>
+          <w:sz w:val="24"/>
+          <w:szCs w:val="24"/>
+          <w:rtl w:val="0"/>
+        </w:rPr>
+        <w:t xml:space="preserve">Bổ sung tính năng xuất excel danh sách sinh viên trong lớp.</w:t>
+      </w:r>
+    </w:p>
+    <w:p>
+      <w:pPr>
+        <w:numPr>
+          <w:ilvl w:val="0"/>
+          <w:numId w:val="1"/>
+        </w:numPr>
+        <w:spacing w:after="80" w:before="0" w:beforeAutospacing="0" w:line="240" w:lineRule="auto"/>
+        <w:ind w:left="720" w:hanging="360"/>
+        <w:rPr>
+          <w:sz w:val="24"/>
+          <w:szCs w:val="24"/>
+          <w:u w:val="none"/>
+        </w:rPr>
+      </w:pPr>
+      <w:r>
+        <w:rPr>
+          <w:b w:val="1"/>
+          <w:bCs w:val="1"/>
+          <w:sz w:val="24"/>
+          <w:szCs w:val="24"/>
+          <w:rtl w:val="0"/>
+        </w:rPr>
+        <w:t xml:space="preserve">Data mẫu:</w:t>
+      </w:r>
+      <w:r>
+        <w:rPr>
+          <w:sz w:val="24"/>
+          <w:szCs w:val="24"/>
+          <w:rtl w:val="0"/>
+        </w:rPr>
+        <w:t xml:space="preserve"> Chỉnh sửa, bổ sung thêm cho hợp lý.</w:t>
+      </w:r>
+    </w:p>
+    <w:p>
+      <w:pPr>
+        <w:spacing w:after="80" w:before="400" w:line="240" w:lineRule="auto"/>
+        <w:ind w:left="0" w:firstLine="0"/>
+        <w:rPr>
+          <w:b w:val="1"/>
+          <w:bCs w:val="1"/>
+          <w:sz w:val="24"/>
+          <w:szCs w:val="24"/>
+        </w:rPr>
+      </w:pPr>
+      <w:r>
+        <w:rPr>
+          <w:b w:val="1"/>
+          <w:bCs w:val="1"/>
+          <w:sz w:val="24"/>
+          <w:szCs w:val="24"/>
+          <w:rtl w:val="0"/>
+        </w:rPr>
+        <w:t xml:space="preserve">* Các chức năng cho Sinh viên:</w:t>
+      </w:r>
+    </w:p>
+    <w:p>
+      <w:pPr>
+        <w:numPr>
+          <w:ilvl w:val="0"/>
+          <w:numId w:val="6"/>
+        </w:numPr>
+        <w:spacing w:after="0" w:afterAutospacing="0" w:lineRule="auto"/>
+        <w:ind w:left="720" w:hanging="360"/>
+        <w:rPr>
+          <w:sz w:val="24"/>
+          <w:szCs w:val="24"/>
+        </w:rPr>
+      </w:pPr>
+      <w:r>
+        <w:rPr>
+          <w:color w:val="141413"/>
+          <w:sz w:val="21"/>
+          <w:szCs w:val="21"/>
+          <w:rtl w:val="0"/>
+        </w:rPr>
+        <w:t xml:space="preserve">Xem chuyên cần cá nhân </w:t>
+      </w:r>
+      <w:r>
+        <w:rPr>
+          <w:sz w:val="24"/>
+          <w:szCs w:val="24"/>
+          <w:rtl w:val="0"/>
+        </w:rPr>
+        <w:t xml:space="preserve"> - vhoang</w:t>
+      </w:r>
+      <w:r>
+        <w:rPr>
+          <w:rtl w:val="0"/>
+        </w:rPr>
+      </w:r>
+    </w:p>
+    <w:p>
+      <w:pPr>
+        <w:numPr>
+          <w:ilvl w:val="0"/>
+          <w:numId w:val="14"/>
+        </w:numPr>
+        <w:spacing w:after="0" w:afterAutospacing="0" w:line="360" w:lineRule="auto"/>
+        <w:ind w:left="720" w:hanging="360"/>
+        <w:rPr>
+          <w:color w:val="3d3d3a"/>
+          <w:sz w:val="20"/>
+          <w:szCs w:val="20"/>
+        </w:rPr>
+      </w:pPr>
+      <w:r>
+        <w:rPr>
+          <w:color w:val="3d3d3a"/>
+          <w:sz w:val="20"/>
+          <w:szCs w:val="20"/>
+          <w:rtl w:val="0"/>
+        </w:rPr>
+        <w:t xml:space="preserve">S</w:t>
+      </w:r>
+      <w:r>
+        <w:rPr>
+          <w:color w:val="3d3d3a"/>
+          <w:sz w:val="20"/>
+          <w:szCs w:val="20"/>
+          <w:rtl w:val="0"/>
+        </w:rPr>
+        <w:t xml:space="preserve">V xem tỉ lệ có mặt / vắng mặt từng môn học theo học kỳ</w:t>
+      </w:r>
+    </w:p>
+    <w:p>
+      <w:pPr>
+        <w:numPr>
+          <w:ilvl w:val="0"/>
+          <w:numId w:val="14"/>
+        </w:numPr>
+        <w:spacing w:after="0" w:afterAutospacing="0" w:before="0" w:beforeAutospacing="0" w:line="360" w:lineRule="auto"/>
+        <w:ind w:left="720" w:hanging="360"/>
+        <w:rPr>
+          <w:color w:val="3d3d3a"/>
+          <w:sz w:val="20"/>
+          <w:szCs w:val="20"/>
+        </w:rPr>
+      </w:pPr>
+      <w:r>
+        <w:rPr>
+          <w:color w:val="3d3d3a"/>
+          <w:sz w:val="20"/>
+          <w:szCs w:val="20"/>
+          <w:rtl w:val="0"/>
+        </w:rPr>
+        <w:t xml:space="preserve">Bảng điểm danh từng buổi: ngày, tiết, trạng thái (Có mặt / Vắng / Muộn)</w:t>
+      </w:r>
+    </w:p>
+    <w:p>
+      <w:pPr>
+        <w:numPr>
+          <w:ilvl w:val="0"/>
+          <w:numId w:val="14"/>
+        </w:numPr>
+        <w:spacing w:after="0" w:afterAutospacing="0" w:before="0" w:beforeAutospacing="0" w:line="360" w:lineRule="auto"/>
+        <w:ind w:left="720" w:hanging="360"/>
+        <w:rPr>
+          <w:color w:val="3d3d3a"/>
+          <w:sz w:val="20"/>
+          <w:szCs w:val="20"/>
+        </w:rPr>
+      </w:pPr>
+      <w:r>
+        <w:rPr>
+          <w:color w:val="3d3d3a"/>
+          <w:sz w:val="20"/>
+          <w:szCs w:val="20"/>
+          <w:rtl w:val="0"/>
+        </w:rPr>
+        <w:t xml:space="preserve">Thanh progress bar hiển thị % chuyên cần — đỏ khi dưới ngưỡng an toàn</w:t>
+      </w:r>
+    </w:p>
+    <w:p>
+      <w:pPr>
+        <w:numPr>
+          <w:ilvl w:val="0"/>
+          <w:numId w:val="14"/>
+        </w:numPr>
+        <w:spacing w:after="0" w:afterAutospacing="0" w:before="0" w:beforeAutospacing="0" w:line="360" w:lineRule="auto"/>
+        <w:ind w:left="720" w:hanging="360"/>
+        <w:rPr>
+          <w:color w:val="3d3d3a"/>
+          <w:sz w:val="20"/>
+          <w:szCs w:val="20"/>
+        </w:rPr>
+      </w:pPr>
+      <w:r>
+        <w:rPr>
+          <w:color w:val="3d3d3a"/>
+          <w:sz w:val="20"/>
+          <w:szCs w:val="20"/>
+          <w:rtl w:val="0"/>
+        </w:rPr>
+        <w:t xml:space="preserve">Cảnh báo nổi bật nếu vắng &gt; 20%: "Bạn có nguy cơ không đủ điều kiện dự thi"</w:t>
+      </w:r>
+    </w:p>
+    <w:p>
+      <w:pPr>
+        <w:numPr>
+          <w:ilvl w:val="0"/>
+          <w:numId w:val="14"/>
+        </w:numPr>
+        <w:spacing w:before="0" w:beforeAutospacing="0" w:line="360" w:lineRule="auto"/>
+        <w:ind w:left="720" w:hanging="360"/>
+        <w:rPr>
+          <w:color w:val="3d3d3a"/>
+          <w:sz w:val="20"/>
+          <w:szCs w:val="20"/>
+        </w:rPr>
+      </w:pPr>
+      <w:r>
+        <w:rPr>
+          <w:color w:val="3d3d3a"/>
+          <w:sz w:val="20"/>
+          <w:szCs w:val="20"/>
+          <w:rtl w:val="0"/>
+        </w:rPr>
+        <w:t xml:space="preserve">Lọc theo học kỳ, môn học</w:t>
+      </w:r>
+      <w:r>
+        <w:rPr>
+          <w:rtl w:val="0"/>
+        </w:rPr>
+      </w:r>
+    </w:p>
+    <w:p>
+      <w:pPr>
+        <w:numPr>
+          <w:ilvl w:val="0"/>
+          <w:numId w:val="6"/>
+        </w:numPr>
+        <w:shd w:fill="ffffff" w:val="clear"/>
+        <w:spacing w:after="0" w:afterAutospacing="0" w:lineRule="auto"/>
+        <w:ind w:left="720" w:hanging="360"/>
+        <w:rPr>
+          <w:sz w:val="24"/>
+          <w:szCs w:val="24"/>
+        </w:rPr>
+      </w:pPr>
+      <w:r>
+        <w:rPr>
+          <w:color w:val="141413"/>
+          <w:sz w:val="21"/>
+          <w:szCs w:val="21"/>
+          <w:rtl w:val="0"/>
+        </w:rPr>
+        <w:t xml:space="preserve">Xem thời khóa biểu cá nhân - mhoang</w:t>
+      </w:r>
+    </w:p>
+    <w:p>
+      <w:pPr>
+        <w:numPr>
+          <w:ilvl w:val="0"/>
+          <w:numId w:val="12"/>
+        </w:numPr>
+        <w:shd w:fill="ffffff" w:val="clear"/>
+        <w:spacing w:after="0" w:afterAutospacing="0" w:lineRule="auto"/>
+        <w:ind w:left="720" w:hanging="360"/>
+        <w:rPr>
+          <w:color w:val="3d3d3a"/>
+          <w:sz w:val="20"/>
+          <w:szCs w:val="20"/>
+        </w:rPr>
+      </w:pPr>
+      <w:r>
+        <w:rPr>
+          <w:color w:val="3d3d3a"/>
+          <w:sz w:val="20"/>
+          <w:szCs w:val="20"/>
+          <w:rtl w:val="0"/>
+        </w:rPr>
+        <w:t xml:space="preserve">Xem lịch học tuần này, tuần tới theo các lớp HP đã đăng ký</w:t>
+      </w:r>
+    </w:p>
+    <w:p>
+      <w:pPr>
+        <w:numPr>
+          <w:ilvl w:val="0"/>
+          <w:numId w:val="12"/>
+        </w:numPr>
+        <w:shd w:fill="ffffff" w:val="clear"/>
+        <w:spacing w:line="360" w:lineRule="auto"/>
+        <w:ind w:left="720" w:hanging="360"/>
+        <w:rPr>
+          <w:color w:val="3d3d3a"/>
+          <w:sz w:val="20"/>
+          <w:szCs w:val="20"/>
+        </w:rPr>
+      </w:pPr>
+      <w:sdt>
+        <w:sdtPr>
+          <w:id w:val="1335361819"/>
+          <w:tag w:val="goog_rdk_28"/>
+        </w:sdtPr>
+        <w:sdtContent>
+          <w:r>
+            <w:rPr>
+              <w:rFonts w:ascii="Arial Unicode MS" w:cs="Arial Unicode MS" w:eastAsia="Arial Unicode MS" w:hAnsi="Arial Unicode MS"/>
+              <w:color w:val="3d3d3a"/>
+              <w:sz w:val="20"/>
+              <w:szCs w:val="20"/>
+              <w:rtl w:val="0"/>
+            </w:rPr>
+            <w:t xml:space="preserve">Dạng bảng 7 cột (Thứ 2 → CN), mỗi ô là 1 buổi học</w:t>
+          </w:r>
+        </w:sdtContent>
+      </w:sdt>
+    </w:p>
+    <w:p>
+      <w:pPr>
+        <w:numPr>
+          <w:ilvl w:val="0"/>
+          <w:numId w:val="12"/>
+        </w:numPr>
+        <w:shd w:fill="ffffff" w:val="clear"/>
+        <w:spacing w:line="360" w:lineRule="auto"/>
+        <w:ind w:left="720" w:hanging="360"/>
+        <w:rPr>
+          <w:color w:val="3d3d3a"/>
+          <w:sz w:val="20"/>
+          <w:szCs w:val="20"/>
+        </w:rPr>
+      </w:pPr>
+      <w:r>
+        <w:rPr>
+          <w:color w:val="3d3d3a"/>
+          <w:sz w:val="20"/>
+          <w:szCs w:val="20"/>
+          <w:rtl w:val="0"/>
+        </w:rPr>
+        <w:t xml:space="preserve">Hiện rõ: môn học, phòng, tiết, tên giảng viên</w:t>
+      </w:r>
+    </w:p>
+    <w:p>
+      <w:pPr>
+        <w:numPr>
+          <w:ilvl w:val="0"/>
+          <w:numId w:val="12"/>
+        </w:numPr>
+        <w:shd w:fill="ffffff" w:val="clear"/>
+        <w:spacing w:line="360" w:lineRule="auto"/>
+        <w:ind w:left="720" w:hanging="360"/>
+        <w:rPr>
+          <w:color w:val="3d3d3a"/>
+          <w:sz w:val="20"/>
+          <w:szCs w:val="20"/>
+        </w:rPr>
+      </w:pPr>
+      <w:r>
+        <w:rPr>
+          <w:color w:val="3d3d3a"/>
+          <w:sz w:val="20"/>
+          <w:szCs w:val="20"/>
+          <w:rtl w:val="0"/>
+        </w:rPr>
+        <w:t xml:space="preserve">Highlight ngày hôm nay, buổi đang diễn ra</w:t>
+      </w:r>
+    </w:p>
+    <w:p>
+      <w:pPr>
+        <w:numPr>
+          <w:ilvl w:val="0"/>
+          <w:numId w:val="12"/>
+        </w:numPr>
+        <w:shd w:fill="ffffff" w:val="clear"/>
+        <w:spacing w:after="0" w:afterAutospacing="0" w:line="360" w:lineRule="auto"/>
+        <w:ind w:left="720" w:hanging="360"/>
+        <w:rPr>
+          <w:color w:val="3d3d3a"/>
+          <w:sz w:val="20"/>
+          <w:szCs w:val="20"/>
+        </w:rPr>
+      </w:pPr>
+      <w:r>
+        <w:rPr>
+          <w:color w:val="3d3d3a"/>
+          <w:sz w:val="20"/>
+          <w:szCs w:val="20"/>
+          <w:rtl w:val="0"/>
+        </w:rPr>
+        <w:t xml:space="preserve">Chuyển qua lại giữa các tuần</w:t>
+      </w:r>
+    </w:p>
+    <w:p>
+      <w:pPr>
+        <w:numPr>
+          <w:ilvl w:val="0"/>
+          <w:numId w:val="6"/>
+        </w:numPr>
+        <w:spacing w:after="0" w:afterAutospacing="0" w:before="0" w:beforeAutospacing="0" w:line="240" w:lineRule="auto"/>
+        <w:ind w:left="720" w:hanging="360"/>
+        <w:rPr>
+          <w:sz w:val="24"/>
+          <w:szCs w:val="24"/>
+          <w:u w:val="none"/>
+        </w:rPr>
+      </w:pPr>
+      <w:r>
+        <w:rPr>
+          <w:sz w:val="24"/>
+          <w:szCs w:val="24"/>
+          <w:rtl w:val="0"/>
+        </w:rPr>
+        <w:t xml:space="preserve">Xem lịch sử điểm danh - vhoang</w:t>
+      </w:r>
+    </w:p>
+    <w:p>
+      <w:pPr>
+        <w:numPr>
+          <w:ilvl w:val="0"/>
+          <w:numId w:val="6"/>
+        </w:numPr>
+        <w:spacing w:after="0" w:afterAutospacing="0" w:before="0" w:beforeAutospacing="0" w:line="240" w:lineRule="auto"/>
+        <w:ind w:left="720" w:hanging="360"/>
+        <w:rPr>
+          <w:sz w:val="24"/>
+          <w:szCs w:val="24"/>
+          <w:u w:val="none"/>
+        </w:rPr>
+      </w:pPr>
+      <w:r>
+        <w:rPr>
+          <w:sz w:val="24"/>
+          <w:szCs w:val="24"/>
+          <w:rtl w:val="0"/>
+        </w:rPr>
+        <w:t xml:space="preserve">Xem thống kê các buổi điểm danh. -vhoang</w:t>
+      </w:r>
+    </w:p>
+    <w:p>
+      <w:pPr>
+        <w:numPr>
+          <w:ilvl w:val="0"/>
+          <w:numId w:val="6"/>
+        </w:numPr>
+        <w:spacing w:after="80" w:before="0" w:beforeAutospacing="0" w:line="240" w:lineRule="auto"/>
+        <w:ind w:left="720" w:hanging="360"/>
+        <w:rPr>
+          <w:sz w:val="24"/>
+          <w:szCs w:val="24"/>
+          <w:u w:val="none"/>
+        </w:rPr>
+      </w:pPr>
+      <w:r>
+        <w:rPr>
+          <w:sz w:val="24"/>
+          <w:szCs w:val="24"/>
+          <w:rtl w:val="0"/>
+        </w:rPr>
+        <w:t xml:space="preserve">Xem hồ sơ cá nhân. - </w:t>
+      </w:r>
+      <w:r>
+        <w:rPr>
+          <w:rtl w:val="0"/>
+        </w:rPr>
+        <w:t xml:space="preserve">Nhuận</w:t>
       </w:r>
     </w:p>
     <w:sectPr>
@@ -18809,6 +20062,1106 @@
     <w:lvl w:ilvl="0">
       <w:start w:val="1"/>
       <w:numFmt w:val="bullet"/>
+      <w:lvlText w:val="●"/>
+      <w:lvlJc w:val="left"/>
+      <w:pPr>
+        <w:ind w:left="720" w:hanging="360"/>
+      </w:pPr>
+      <w:rPr>
+        <w:u w:val="none"/>
+      </w:rPr>
+    </w:lvl>
+    <w:lvl w:ilvl="1">
+      <w:start w:val="1"/>
+      <w:numFmt w:val="bullet"/>
+      <w:lvlText w:val="○"/>
+      <w:lvlJc w:val="left"/>
+      <w:pPr>
+        <w:ind w:left="1440" w:hanging="360"/>
+      </w:pPr>
+      <w:rPr>
+        <w:u w:val="none"/>
+      </w:rPr>
+    </w:lvl>
+    <w:lvl w:ilvl="2">
+      <w:start w:val="1"/>
+      <w:numFmt w:val="bullet"/>
+      <w:lvlText w:val="■"/>
+      <w:lvlJc w:val="left"/>
+      <w:pPr>
+        <w:ind w:left="2160" w:hanging="360"/>
+      </w:pPr>
+      <w:rPr>
+        <w:u w:val="none"/>
+      </w:rPr>
+    </w:lvl>
+    <w:lvl w:ilvl="3">
+      <w:start w:val="1"/>
+      <w:numFmt w:val="bullet"/>
+      <w:lvlText w:val="●"/>
+      <w:lvlJc w:val="left"/>
+      <w:pPr>
+        <w:ind w:left="2880" w:hanging="360"/>
+      </w:pPr>
+      <w:rPr>
+        <w:u w:val="none"/>
+      </w:rPr>
+    </w:lvl>
+    <w:lvl w:ilvl="4">
+      <w:start w:val="1"/>
+      <w:numFmt w:val="bullet"/>
+      <w:lvlText w:val="○"/>
+      <w:lvlJc w:val="left"/>
+      <w:pPr>
+        <w:ind w:left="3600" w:hanging="360"/>
+      </w:pPr>
+      <w:rPr>
+        <w:u w:val="none"/>
+      </w:rPr>
+    </w:lvl>
+    <w:lvl w:ilvl="5">
+      <w:start w:val="1"/>
+      <w:numFmt w:val="bullet"/>
+      <w:lvlText w:val="■"/>
+      <w:lvlJc w:val="left"/>
+      <w:pPr>
+        <w:ind w:left="4320" w:hanging="360"/>
+      </w:pPr>
+      <w:rPr>
+        <w:u w:val="none"/>
+      </w:rPr>
+    </w:lvl>
+    <w:lvl w:ilvl="6">
+      <w:start w:val="1"/>
+      <w:numFmt w:val="bullet"/>
+      <w:lvlText w:val="●"/>
+      <w:lvlJc w:val="left"/>
+      <w:pPr>
+        <w:ind w:left="5040" w:hanging="360"/>
+      </w:pPr>
+      <w:rPr>
+        <w:u w:val="none"/>
+      </w:rPr>
+    </w:lvl>
+    <w:lvl w:ilvl="7">
+      <w:start w:val="1"/>
+      <w:numFmt w:val="bullet"/>
+      <w:lvlText w:val="○"/>
+      <w:lvlJc w:val="left"/>
+      <w:pPr>
+        <w:ind w:left="5760" w:hanging="360"/>
+      </w:pPr>
+      <w:rPr>
+        <w:u w:val="none"/>
+      </w:rPr>
+    </w:lvl>
+    <w:lvl w:ilvl="8">
+      <w:start w:val="1"/>
+      <w:numFmt w:val="bullet"/>
+      <w:lvlText w:val="■"/>
+      <w:lvlJc w:val="left"/>
+      <w:pPr>
+        <w:ind w:left="6480" w:hanging="360"/>
+      </w:pPr>
+      <w:rPr>
+        <w:u w:val="none"/>
+      </w:rPr>
+    </w:lvl>
+  </w:abstractNum>
+  <w:abstractNum w:abstractNumId="2">
+    <w:lvl w:ilvl="0">
+      <w:start w:val="1"/>
+      <w:numFmt w:val="bullet"/>
+      <w:lvlText w:val="●"/>
+      <w:lvlJc w:val="left"/>
+      <w:pPr>
+        <w:ind w:left="720" w:hanging="360"/>
+      </w:pPr>
+      <w:rPr>
+        <w:u w:val="none"/>
+      </w:rPr>
+    </w:lvl>
+    <w:lvl w:ilvl="1">
+      <w:start w:val="1"/>
+      <w:numFmt w:val="bullet"/>
+      <w:lvlText w:val="●"/>
+      <w:lvlJc w:val="left"/>
+      <w:pPr>
+        <w:ind w:left="1440" w:hanging="360"/>
+      </w:pPr>
+      <w:rPr>
+        <w:u w:val="none"/>
+      </w:rPr>
+    </w:lvl>
+    <w:lvl w:ilvl="2">
+      <w:start w:val="1"/>
+      <w:numFmt w:val="bullet"/>
+      <w:lvlText w:val="●"/>
+      <w:lvlJc w:val="left"/>
+      <w:pPr>
+        <w:ind w:left="2160" w:hanging="360"/>
+      </w:pPr>
+      <w:rPr>
+        <w:u w:val="none"/>
+      </w:rPr>
+    </w:lvl>
+    <w:lvl w:ilvl="3">
+      <w:start w:val="1"/>
+      <w:numFmt w:val="bullet"/>
+      <w:lvlText w:val="●"/>
+      <w:lvlJc w:val="left"/>
+      <w:pPr>
+        <w:ind w:left="2880" w:hanging="360"/>
+      </w:pPr>
+      <w:rPr>
+        <w:u w:val="none"/>
+      </w:rPr>
+    </w:lvl>
+    <w:lvl w:ilvl="4">
+      <w:start w:val="1"/>
+      <w:numFmt w:val="bullet"/>
+      <w:lvlText w:val="●"/>
+      <w:lvlJc w:val="left"/>
+      <w:pPr>
+        <w:ind w:left="3600" w:hanging="360"/>
+      </w:pPr>
+      <w:rPr>
+        <w:u w:val="none"/>
+      </w:rPr>
+    </w:lvl>
+    <w:lvl w:ilvl="5">
+      <w:start w:val="1"/>
+      <w:numFmt w:val="bullet"/>
+      <w:lvlText w:val="●"/>
+      <w:lvlJc w:val="left"/>
+      <w:pPr>
+        <w:ind w:left="4320" w:hanging="360"/>
+      </w:pPr>
+      <w:rPr>
+        <w:u w:val="none"/>
+      </w:rPr>
+    </w:lvl>
+    <w:lvl w:ilvl="6">
+      <w:start w:val="1"/>
+      <w:numFmt w:val="bullet"/>
+      <w:lvlText w:val="●"/>
+      <w:lvlJc w:val="left"/>
+      <w:pPr>
+        <w:ind w:left="5040" w:hanging="360"/>
+      </w:pPr>
+      <w:rPr>
+        <w:u w:val="none"/>
+      </w:rPr>
+    </w:lvl>
+    <w:lvl w:ilvl="7">
+      <w:start w:val="1"/>
+      <w:numFmt w:val="bullet"/>
+      <w:lvlText w:val="●"/>
+      <w:lvlJc w:val="left"/>
+      <w:pPr>
+        <w:ind w:left="5760" w:hanging="360"/>
+      </w:pPr>
+      <w:rPr>
+        <w:u w:val="none"/>
+      </w:rPr>
+    </w:lvl>
+    <w:lvl w:ilvl="8">
+      <w:start w:val="1"/>
+      <w:numFmt w:val="bullet"/>
+      <w:lvlText w:val="●"/>
+      <w:lvlJc w:val="left"/>
+      <w:pPr>
+        <w:ind w:left="6480" w:hanging="360"/>
+      </w:pPr>
+      <w:rPr>
+        <w:u w:val="none"/>
+      </w:rPr>
+    </w:lvl>
+  </w:abstractNum>
+  <w:abstractNum w:abstractNumId="3">
+    <w:lvl w:ilvl="0">
+      <w:start w:val="1"/>
+      <w:numFmt w:val="bullet"/>
+      <w:lvlText w:val="●"/>
+      <w:lvlJc w:val="left"/>
+      <w:pPr>
+        <w:ind w:left="720" w:hanging="360"/>
+      </w:pPr>
+      <w:rPr>
+        <w:u w:val="none"/>
+      </w:rPr>
+    </w:lvl>
+    <w:lvl w:ilvl="1">
+      <w:start w:val="1"/>
+      <w:numFmt w:val="bullet"/>
+      <w:lvlText w:val="○"/>
+      <w:lvlJc w:val="left"/>
+      <w:pPr>
+        <w:ind w:left="1440" w:hanging="360"/>
+      </w:pPr>
+      <w:rPr>
+        <w:u w:val="none"/>
+      </w:rPr>
+    </w:lvl>
+    <w:lvl w:ilvl="2">
+      <w:start w:val="1"/>
+      <w:numFmt w:val="bullet"/>
+      <w:lvlText w:val="■"/>
+      <w:lvlJc w:val="left"/>
+      <w:pPr>
+        <w:ind w:left="2160" w:hanging="360"/>
+      </w:pPr>
+      <w:rPr>
+        <w:u w:val="none"/>
+      </w:rPr>
+    </w:lvl>
+    <w:lvl w:ilvl="3">
+      <w:start w:val="1"/>
+      <w:numFmt w:val="bullet"/>
+      <w:lvlText w:val="●"/>
+      <w:lvlJc w:val="left"/>
+      <w:pPr>
+        <w:ind w:left="2880" w:hanging="360"/>
+      </w:pPr>
+      <w:rPr>
+        <w:u w:val="none"/>
+      </w:rPr>
+    </w:lvl>
+    <w:lvl w:ilvl="4">
+      <w:start w:val="1"/>
+      <w:numFmt w:val="bullet"/>
+      <w:lvlText w:val="○"/>
+      <w:lvlJc w:val="left"/>
+      <w:pPr>
+        <w:ind w:left="3600" w:hanging="360"/>
+      </w:pPr>
+      <w:rPr>
+        <w:u w:val="none"/>
+      </w:rPr>
+    </w:lvl>
+    <w:lvl w:ilvl="5">
+      <w:start w:val="1"/>
+      <w:numFmt w:val="bullet"/>
+      <w:lvlText w:val="■"/>
+      <w:lvlJc w:val="left"/>
+      <w:pPr>
+        <w:ind w:left="4320" w:hanging="360"/>
+      </w:pPr>
+      <w:rPr>
+        <w:u w:val="none"/>
+      </w:rPr>
+    </w:lvl>
+    <w:lvl w:ilvl="6">
+      <w:start w:val="1"/>
+      <w:numFmt w:val="bullet"/>
+      <w:lvlText w:val="●"/>
+      <w:lvlJc w:val="left"/>
+      <w:pPr>
+        <w:ind w:left="5040" w:hanging="360"/>
+      </w:pPr>
+      <w:rPr>
+        <w:u w:val="none"/>
+      </w:rPr>
+    </w:lvl>
+    <w:lvl w:ilvl="7">
+      <w:start w:val="1"/>
+      <w:numFmt w:val="bullet"/>
+      <w:lvlText w:val="○"/>
+      <w:lvlJc w:val="left"/>
+      <w:pPr>
+        <w:ind w:left="5760" w:hanging="360"/>
+      </w:pPr>
+      <w:rPr>
+        <w:u w:val="none"/>
+      </w:rPr>
+    </w:lvl>
+    <w:lvl w:ilvl="8">
+      <w:start w:val="1"/>
+      <w:numFmt w:val="bullet"/>
+      <w:lvlText w:val="■"/>
+      <w:lvlJc w:val="left"/>
+      <w:pPr>
+        <w:ind w:left="6480" w:hanging="360"/>
+      </w:pPr>
+      <w:rPr>
+        <w:u w:val="none"/>
+      </w:rPr>
+    </w:lvl>
+  </w:abstractNum>
+  <w:abstractNum w:abstractNumId="4">
+    <w:lvl w:ilvl="0">
+      <w:start w:val="1"/>
+      <w:numFmt w:val="bullet"/>
+      <w:lvlText w:val="●"/>
+      <w:lvlJc w:val="left"/>
+      <w:pPr>
+        <w:ind w:left="720" w:hanging="360"/>
+      </w:pPr>
+      <w:rPr>
+        <w:u w:val="none"/>
+      </w:rPr>
+    </w:lvl>
+    <w:lvl w:ilvl="1">
+      <w:start w:val="1"/>
+      <w:numFmt w:val="bullet"/>
+      <w:lvlText w:val="○"/>
+      <w:lvlJc w:val="left"/>
+      <w:pPr>
+        <w:ind w:left="1440" w:hanging="360"/>
+      </w:pPr>
+      <w:rPr>
+        <w:u w:val="none"/>
+      </w:rPr>
+    </w:lvl>
+    <w:lvl w:ilvl="2">
+      <w:start w:val="1"/>
+      <w:numFmt w:val="bullet"/>
+      <w:lvlText w:val="■"/>
+      <w:lvlJc w:val="left"/>
+      <w:pPr>
+        <w:ind w:left="2160" w:hanging="360"/>
+      </w:pPr>
+      <w:rPr>
+        <w:u w:val="none"/>
+      </w:rPr>
+    </w:lvl>
+    <w:lvl w:ilvl="3">
+      <w:start w:val="1"/>
+      <w:numFmt w:val="bullet"/>
+      <w:lvlText w:val="●"/>
+      <w:lvlJc w:val="left"/>
+      <w:pPr>
+        <w:ind w:left="2880" w:hanging="360"/>
+      </w:pPr>
+      <w:rPr>
+        <w:u w:val="none"/>
+      </w:rPr>
+    </w:lvl>
+    <w:lvl w:ilvl="4">
+      <w:start w:val="1"/>
+      <w:numFmt w:val="bullet"/>
+      <w:lvlText w:val="○"/>
+      <w:lvlJc w:val="left"/>
+      <w:pPr>
+        <w:ind w:left="3600" w:hanging="360"/>
+      </w:pPr>
+      <w:rPr>
+        <w:u w:val="none"/>
+      </w:rPr>
+    </w:lvl>
+    <w:lvl w:ilvl="5">
+      <w:start w:val="1"/>
+      <w:numFmt w:val="bullet"/>
+      <w:lvlText w:val="■"/>
+      <w:lvlJc w:val="left"/>
+      <w:pPr>
+        <w:ind w:left="4320" w:hanging="360"/>
+      </w:pPr>
+      <w:rPr>
+        <w:u w:val="none"/>
+      </w:rPr>
+    </w:lvl>
+    <w:lvl w:ilvl="6">
+      <w:start w:val="1"/>
+      <w:numFmt w:val="bullet"/>
+      <w:lvlText w:val="●"/>
+      <w:lvlJc w:val="left"/>
+      <w:pPr>
+        <w:ind w:left="5040" w:hanging="360"/>
+      </w:pPr>
+      <w:rPr>
+        <w:u w:val="none"/>
+      </w:rPr>
+    </w:lvl>
+    <w:lvl w:ilvl="7">
+      <w:start w:val="1"/>
+      <w:numFmt w:val="bullet"/>
+      <w:lvlText w:val="○"/>
+      <w:lvlJc w:val="left"/>
+      <w:pPr>
+        <w:ind w:left="5760" w:hanging="360"/>
+      </w:pPr>
+      <w:rPr>
+        <w:u w:val="none"/>
+      </w:rPr>
+    </w:lvl>
+    <w:lvl w:ilvl="8">
+      <w:start w:val="1"/>
+      <w:numFmt w:val="bullet"/>
+      <w:lvlText w:val="■"/>
+      <w:lvlJc w:val="left"/>
+      <w:pPr>
+        <w:ind w:left="6480" w:hanging="360"/>
+      </w:pPr>
+      <w:rPr>
+        <w:u w:val="none"/>
+      </w:rPr>
+    </w:lvl>
+  </w:abstractNum>
+  <w:abstractNum w:abstractNumId="5">
+    <w:lvl w:ilvl="0">
+      <w:start w:val="1"/>
+      <w:numFmt w:val="bullet"/>
+      <w:lvlText w:val="●"/>
+      <w:lvlJc w:val="left"/>
+      <w:pPr>
+        <w:ind w:left="720" w:hanging="360"/>
+      </w:pPr>
+      <w:rPr>
+        <w:u w:val="none"/>
+      </w:rPr>
+    </w:lvl>
+    <w:lvl w:ilvl="1">
+      <w:start w:val="1"/>
+      <w:numFmt w:val="bullet"/>
+      <w:lvlText w:val="○"/>
+      <w:lvlJc w:val="left"/>
+      <w:pPr>
+        <w:ind w:left="1440" w:hanging="360"/>
+      </w:pPr>
+      <w:rPr>
+        <w:u w:val="none"/>
+      </w:rPr>
+    </w:lvl>
+    <w:lvl w:ilvl="2">
+      <w:start w:val="1"/>
+      <w:numFmt w:val="bullet"/>
+      <w:lvlText w:val="■"/>
+      <w:lvlJc w:val="left"/>
+      <w:pPr>
+        <w:ind w:left="2160" w:hanging="360"/>
+      </w:pPr>
+      <w:rPr>
+        <w:u w:val="none"/>
+      </w:rPr>
+    </w:lvl>
+    <w:lvl w:ilvl="3">
+      <w:start w:val="1"/>
+      <w:numFmt w:val="bullet"/>
+      <w:lvlText w:val="●"/>
+      <w:lvlJc w:val="left"/>
+      <w:pPr>
+        <w:ind w:left="2880" w:hanging="360"/>
+      </w:pPr>
+      <w:rPr>
+        <w:u w:val="none"/>
+      </w:rPr>
+    </w:lvl>
+    <w:lvl w:ilvl="4">
+      <w:start w:val="1"/>
+      <w:numFmt w:val="bullet"/>
+      <w:lvlText w:val="○"/>
+      <w:lvlJc w:val="left"/>
+      <w:pPr>
+        <w:ind w:left="3600" w:hanging="360"/>
+      </w:pPr>
+      <w:rPr>
+        <w:u w:val="none"/>
+      </w:rPr>
+    </w:lvl>
+    <w:lvl w:ilvl="5">
+      <w:start w:val="1"/>
+      <w:numFmt w:val="bullet"/>
+      <w:lvlText w:val="■"/>
+      <w:lvlJc w:val="left"/>
+      <w:pPr>
+        <w:ind w:left="4320" w:hanging="360"/>
+      </w:pPr>
+      <w:rPr>
+        <w:u w:val="none"/>
+      </w:rPr>
+    </w:lvl>
+    <w:lvl w:ilvl="6">
+      <w:start w:val="1"/>
+      <w:numFmt w:val="bullet"/>
+      <w:lvlText w:val="●"/>
+      <w:lvlJc w:val="left"/>
+      <w:pPr>
+        <w:ind w:left="5040" w:hanging="360"/>
+      </w:pPr>
+      <w:rPr>
+        <w:u w:val="none"/>
+      </w:rPr>
+    </w:lvl>
+    <w:lvl w:ilvl="7">
+      <w:start w:val="1"/>
+      <w:numFmt w:val="bullet"/>
+      <w:lvlText w:val="○"/>
+      <w:lvlJc w:val="left"/>
+      <w:pPr>
+        <w:ind w:left="5760" w:hanging="360"/>
+      </w:pPr>
+      <w:rPr>
+        <w:u w:val="none"/>
+      </w:rPr>
+    </w:lvl>
+    <w:lvl w:ilvl="8">
+      <w:start w:val="1"/>
+      <w:numFmt w:val="bullet"/>
+      <w:lvlText w:val="■"/>
+      <w:lvlJc w:val="left"/>
+      <w:pPr>
+        <w:ind w:left="6480" w:hanging="360"/>
+      </w:pPr>
+      <w:rPr>
+        <w:u w:val="none"/>
+      </w:rPr>
+    </w:lvl>
+  </w:abstractNum>
+  <w:abstractNum w:abstractNumId="6">
+    <w:lvl w:ilvl="0">
+      <w:start w:val="1"/>
+      <w:numFmt w:val="bullet"/>
+      <w:lvlText w:val="●"/>
+      <w:lvlJc w:val="left"/>
+      <w:pPr>
+        <w:ind w:left="720" w:hanging="360"/>
+      </w:pPr>
+      <w:rPr>
+        <w:u w:val="none"/>
+      </w:rPr>
+    </w:lvl>
+    <w:lvl w:ilvl="1">
+      <w:start w:val="1"/>
+      <w:numFmt w:val="bullet"/>
+      <w:lvlText w:val="●"/>
+      <w:lvlJc w:val="left"/>
+      <w:pPr>
+        <w:ind w:left="1440" w:hanging="360"/>
+      </w:pPr>
+      <w:rPr>
+        <w:u w:val="none"/>
+      </w:rPr>
+    </w:lvl>
+    <w:lvl w:ilvl="2">
+      <w:start w:val="1"/>
+      <w:numFmt w:val="bullet"/>
+      <w:lvlText w:val="●"/>
+      <w:lvlJc w:val="left"/>
+      <w:pPr>
+        <w:ind w:left="2160" w:hanging="360"/>
+      </w:pPr>
+      <w:rPr>
+        <w:u w:val="none"/>
+      </w:rPr>
+    </w:lvl>
+    <w:lvl w:ilvl="3">
+      <w:start w:val="1"/>
+      <w:numFmt w:val="bullet"/>
+      <w:lvlText w:val="●"/>
+      <w:lvlJc w:val="left"/>
+      <w:pPr>
+        <w:ind w:left="2880" w:hanging="360"/>
+      </w:pPr>
+      <w:rPr>
+        <w:u w:val="none"/>
+      </w:rPr>
+    </w:lvl>
+    <w:lvl w:ilvl="4">
+      <w:start w:val="1"/>
+      <w:numFmt w:val="bullet"/>
+      <w:lvlText w:val="●"/>
+      <w:lvlJc w:val="left"/>
+      <w:pPr>
+        <w:ind w:left="3600" w:hanging="360"/>
+      </w:pPr>
+      <w:rPr>
+        <w:u w:val="none"/>
+      </w:rPr>
+    </w:lvl>
+    <w:lvl w:ilvl="5">
+      <w:start w:val="1"/>
+      <w:numFmt w:val="bullet"/>
+      <w:lvlText w:val="●"/>
+      <w:lvlJc w:val="left"/>
+      <w:pPr>
+        <w:ind w:left="4320" w:hanging="360"/>
+      </w:pPr>
+      <w:rPr>
+        <w:u w:val="none"/>
+      </w:rPr>
+    </w:lvl>
+    <w:lvl w:ilvl="6">
+      <w:start w:val="1"/>
+      <w:numFmt w:val="bullet"/>
+      <w:lvlText w:val="●"/>
+      <w:lvlJc w:val="left"/>
+      <w:pPr>
+        <w:ind w:left="5040" w:hanging="360"/>
+      </w:pPr>
+      <w:rPr>
+        <w:u w:val="none"/>
+      </w:rPr>
+    </w:lvl>
+    <w:lvl w:ilvl="7">
+      <w:start w:val="1"/>
+      <w:numFmt w:val="bullet"/>
+      <w:lvlText w:val="●"/>
+      <w:lvlJc w:val="left"/>
+      <w:pPr>
+        <w:ind w:left="5760" w:hanging="360"/>
+      </w:pPr>
+      <w:rPr>
+        <w:u w:val="none"/>
+      </w:rPr>
+    </w:lvl>
+    <w:lvl w:ilvl="8">
+      <w:start w:val="1"/>
+      <w:numFmt w:val="bullet"/>
+      <w:lvlText w:val="●"/>
+      <w:lvlJc w:val="left"/>
+      <w:pPr>
+        <w:ind w:left="6480" w:hanging="360"/>
+      </w:pPr>
+      <w:rPr>
+        <w:u w:val="none"/>
+      </w:rPr>
+    </w:lvl>
+  </w:abstractNum>
+  <w:abstractNum w:abstractNumId="7">
+    <w:lvl w:ilvl="0">
+      <w:start w:val="1"/>
+      <w:numFmt w:val="bullet"/>
+      <w:lvlText w:val="●"/>
+      <w:lvlJc w:val="left"/>
+      <w:pPr>
+        <w:ind w:left="720" w:hanging="360"/>
+      </w:pPr>
+      <w:rPr>
+        <w:u w:val="none"/>
+      </w:rPr>
+    </w:lvl>
+    <w:lvl w:ilvl="1">
+      <w:start w:val="1"/>
+      <w:numFmt w:val="bullet"/>
+      <w:lvlText w:val="●"/>
+      <w:lvlJc w:val="left"/>
+      <w:pPr>
+        <w:ind w:left="1440" w:hanging="360"/>
+      </w:pPr>
+      <w:rPr>
+        <w:u w:val="none"/>
+      </w:rPr>
+    </w:lvl>
+    <w:lvl w:ilvl="2">
+      <w:start w:val="1"/>
+      <w:numFmt w:val="bullet"/>
+      <w:lvlText w:val="●"/>
+      <w:lvlJc w:val="left"/>
+      <w:pPr>
+        <w:ind w:left="2160" w:hanging="360"/>
+      </w:pPr>
+      <w:rPr>
+        <w:u w:val="none"/>
+      </w:rPr>
+    </w:lvl>
+    <w:lvl w:ilvl="3">
+      <w:start w:val="1"/>
+      <w:numFmt w:val="bullet"/>
+      <w:lvlText w:val="●"/>
+      <w:lvlJc w:val="left"/>
+      <w:pPr>
+        <w:ind w:left="2880" w:hanging="360"/>
+      </w:pPr>
+      <w:rPr>
+        <w:u w:val="none"/>
+      </w:rPr>
+    </w:lvl>
+    <w:lvl w:ilvl="4">
+      <w:start w:val="1"/>
+      <w:numFmt w:val="bullet"/>
+      <w:lvlText w:val="●"/>
+      <w:lvlJc w:val="left"/>
+      <w:pPr>
+        <w:ind w:left="3600" w:hanging="360"/>
+      </w:pPr>
+      <w:rPr>
+        <w:u w:val="none"/>
+      </w:rPr>
+    </w:lvl>
+    <w:lvl w:ilvl="5">
+      <w:start w:val="1"/>
+      <w:numFmt w:val="bullet"/>
+      <w:lvlText w:val="●"/>
+      <w:lvlJc w:val="left"/>
+      <w:pPr>
+        <w:ind w:left="4320" w:hanging="360"/>
+      </w:pPr>
+      <w:rPr>
+        <w:u w:val="none"/>
+      </w:rPr>
+    </w:lvl>
+    <w:lvl w:ilvl="6">
+      <w:start w:val="1"/>
+      <w:numFmt w:val="bullet"/>
+      <w:lvlText w:val="●"/>
+      <w:lvlJc w:val="left"/>
+      <w:pPr>
+        <w:ind w:left="5040" w:hanging="360"/>
+      </w:pPr>
+      <w:rPr>
+        <w:u w:val="none"/>
+      </w:rPr>
+    </w:lvl>
+    <w:lvl w:ilvl="7">
+      <w:start w:val="1"/>
+      <w:numFmt w:val="bullet"/>
+      <w:lvlText w:val="●"/>
+      <w:lvlJc w:val="left"/>
+      <w:pPr>
+        <w:ind w:left="5760" w:hanging="360"/>
+      </w:pPr>
+      <w:rPr>
+        <w:u w:val="none"/>
+      </w:rPr>
+    </w:lvl>
+    <w:lvl w:ilvl="8">
+      <w:start w:val="1"/>
+      <w:numFmt w:val="bullet"/>
+      <w:lvlText w:val="●"/>
+      <w:lvlJc w:val="left"/>
+      <w:pPr>
+        <w:ind w:left="6480" w:hanging="360"/>
+      </w:pPr>
+      <w:rPr>
+        <w:u w:val="none"/>
+      </w:rPr>
+    </w:lvl>
+  </w:abstractNum>
+  <w:abstractNum w:abstractNumId="8">
+    <w:lvl w:ilvl="0">
+      <w:start w:val="1"/>
+      <w:numFmt w:val="bullet"/>
+      <w:lvlText w:val="●"/>
+      <w:lvlJc w:val="left"/>
+      <w:pPr>
+        <w:ind w:left="720" w:hanging="360"/>
+      </w:pPr>
+      <w:rPr>
+        <w:u w:val="none"/>
+      </w:rPr>
+    </w:lvl>
+    <w:lvl w:ilvl="1">
+      <w:start w:val="1"/>
+      <w:numFmt w:val="bullet"/>
+      <w:lvlText w:val="○"/>
+      <w:lvlJc w:val="left"/>
+      <w:pPr>
+        <w:ind w:left="1440" w:hanging="360"/>
+      </w:pPr>
+      <w:rPr>
+        <w:u w:val="none"/>
+      </w:rPr>
+    </w:lvl>
+    <w:lvl w:ilvl="2">
+      <w:start w:val="1"/>
+      <w:numFmt w:val="bullet"/>
+      <w:lvlText w:val="■"/>
+      <w:lvlJc w:val="left"/>
+      <w:pPr>
+        <w:ind w:left="2160" w:hanging="360"/>
+      </w:pPr>
+      <w:rPr>
+        <w:u w:val="none"/>
+      </w:rPr>
+    </w:lvl>
+    <w:lvl w:ilvl="3">
+      <w:start w:val="1"/>
+      <w:numFmt w:val="bullet"/>
+      <w:lvlText w:val="●"/>
+      <w:lvlJc w:val="left"/>
+      <w:pPr>
+        <w:ind w:left="2880" w:hanging="360"/>
+      </w:pPr>
+      <w:rPr>
+        <w:u w:val="none"/>
+      </w:rPr>
+    </w:lvl>
+    <w:lvl w:ilvl="4">
+      <w:start w:val="1"/>
+      <w:numFmt w:val="bullet"/>
+      <w:lvlText w:val="○"/>
+      <w:lvlJc w:val="left"/>
+      <w:pPr>
+        <w:ind w:left="3600" w:hanging="360"/>
+      </w:pPr>
+      <w:rPr>
+        <w:u w:val="none"/>
+      </w:rPr>
+    </w:lvl>
+    <w:lvl w:ilvl="5">
+      <w:start w:val="1"/>
+      <w:numFmt w:val="bullet"/>
+      <w:lvlText w:val="■"/>
+      <w:lvlJc w:val="left"/>
+      <w:pPr>
+        <w:ind w:left="4320" w:hanging="360"/>
+      </w:pPr>
+      <w:rPr>
+        <w:u w:val="none"/>
+      </w:rPr>
+    </w:lvl>
+    <w:lvl w:ilvl="6">
+      <w:start w:val="1"/>
+      <w:numFmt w:val="bullet"/>
+      <w:lvlText w:val="●"/>
+      <w:lvlJc w:val="left"/>
+      <w:pPr>
+        <w:ind w:left="5040" w:hanging="360"/>
+      </w:pPr>
+      <w:rPr>
+        <w:u w:val="none"/>
+      </w:rPr>
+    </w:lvl>
+    <w:lvl w:ilvl="7">
+      <w:start w:val="1"/>
+      <w:numFmt w:val="bullet"/>
+      <w:lvlText w:val="○"/>
+      <w:lvlJc w:val="left"/>
+      <w:pPr>
+        <w:ind w:left="5760" w:hanging="360"/>
+      </w:pPr>
+      <w:rPr>
+        <w:u w:val="none"/>
+      </w:rPr>
+    </w:lvl>
+    <w:lvl w:ilvl="8">
+      <w:start w:val="1"/>
+      <w:numFmt w:val="bullet"/>
+      <w:lvlText w:val="■"/>
+      <w:lvlJc w:val="left"/>
+      <w:pPr>
+        <w:ind w:left="6480" w:hanging="360"/>
+      </w:pPr>
+      <w:rPr>
+        <w:u w:val="none"/>
+      </w:rPr>
+    </w:lvl>
+  </w:abstractNum>
+  <w:abstractNum w:abstractNumId="9">
+    <w:lvl w:ilvl="0">
+      <w:start w:val="1"/>
+      <w:numFmt w:val="bullet"/>
+      <w:lvlText w:val="●"/>
+      <w:lvlJc w:val="left"/>
+      <w:pPr>
+        <w:ind w:left="720" w:hanging="360"/>
+      </w:pPr>
+      <w:rPr>
+        <w:u w:val="none"/>
+      </w:rPr>
+    </w:lvl>
+    <w:lvl w:ilvl="1">
+      <w:start w:val="1"/>
+      <w:numFmt w:val="bullet"/>
+      <w:lvlText w:val="○"/>
+      <w:lvlJc w:val="left"/>
+      <w:pPr>
+        <w:ind w:left="1440" w:hanging="360"/>
+      </w:pPr>
+      <w:rPr>
+        <w:u w:val="none"/>
+      </w:rPr>
+    </w:lvl>
+    <w:lvl w:ilvl="2">
+      <w:start w:val="1"/>
+      <w:numFmt w:val="bullet"/>
+      <w:lvlText w:val="■"/>
+      <w:lvlJc w:val="left"/>
+      <w:pPr>
+        <w:ind w:left="2160" w:hanging="360"/>
+      </w:pPr>
+      <w:rPr>
+        <w:u w:val="none"/>
+      </w:rPr>
+    </w:lvl>
+    <w:lvl w:ilvl="3">
+      <w:start w:val="1"/>
+      <w:numFmt w:val="bullet"/>
+      <w:lvlText w:val="●"/>
+      <w:lvlJc w:val="left"/>
+      <w:pPr>
+        <w:ind w:left="2880" w:hanging="360"/>
+      </w:pPr>
+      <w:rPr>
+        <w:u w:val="none"/>
+      </w:rPr>
+    </w:lvl>
+    <w:lvl w:ilvl="4">
+      <w:start w:val="1"/>
+      <w:numFmt w:val="bullet"/>
+      <w:lvlText w:val="○"/>
+      <w:lvlJc w:val="left"/>
+      <w:pPr>
+        <w:ind w:left="3600" w:hanging="360"/>
+      </w:pPr>
+      <w:rPr>
+        <w:u w:val="none"/>
+      </w:rPr>
+    </w:lvl>
+    <w:lvl w:ilvl="5">
+      <w:start w:val="1"/>
+      <w:numFmt w:val="bullet"/>
+      <w:lvlText w:val="■"/>
+      <w:lvlJc w:val="left"/>
+      <w:pPr>
+        <w:ind w:left="4320" w:hanging="360"/>
+      </w:pPr>
+      <w:rPr>
+        <w:u w:val="none"/>
+      </w:rPr>
+    </w:lvl>
+    <w:lvl w:ilvl="6">
+      <w:start w:val="1"/>
+      <w:numFmt w:val="bullet"/>
+      <w:lvlText w:val="●"/>
+      <w:lvlJc w:val="left"/>
+      <w:pPr>
+        <w:ind w:left="5040" w:hanging="360"/>
+      </w:pPr>
+      <w:rPr>
+        <w:u w:val="none"/>
+      </w:rPr>
+    </w:lvl>
+    <w:lvl w:ilvl="7">
+      <w:start w:val="1"/>
+      <w:numFmt w:val="bullet"/>
+      <w:lvlText w:val="○"/>
+      <w:lvlJc w:val="left"/>
+      <w:pPr>
+        <w:ind w:left="5760" w:hanging="360"/>
+      </w:pPr>
+      <w:rPr>
+        <w:u w:val="none"/>
+      </w:rPr>
+    </w:lvl>
+    <w:lvl w:ilvl="8">
+      <w:start w:val="1"/>
+      <w:numFmt w:val="bullet"/>
+      <w:lvlText w:val="■"/>
+      <w:lvlJc w:val="left"/>
+      <w:pPr>
+        <w:ind w:left="6480" w:hanging="360"/>
+      </w:pPr>
+      <w:rPr>
+        <w:u w:val="none"/>
+      </w:rPr>
+    </w:lvl>
+  </w:abstractNum>
+  <w:abstractNum w:abstractNumId="10">
+    <w:lvl w:ilvl="0">
+      <w:start w:val="1"/>
+      <w:numFmt w:val="bullet"/>
+      <w:lvlText w:val="●"/>
+      <w:lvlJc w:val="left"/>
+      <w:pPr>
+        <w:ind w:left="720" w:hanging="360"/>
+      </w:pPr>
+      <w:rPr>
+        <w:u w:val="none"/>
+      </w:rPr>
+    </w:lvl>
+    <w:lvl w:ilvl="1">
+      <w:start w:val="1"/>
+      <w:numFmt w:val="bullet"/>
+      <w:lvlText w:val="○"/>
+      <w:lvlJc w:val="left"/>
+      <w:pPr>
+        <w:ind w:left="1440" w:hanging="360"/>
+      </w:pPr>
+      <w:rPr>
+        <w:u w:val="none"/>
+      </w:rPr>
+    </w:lvl>
+    <w:lvl w:ilvl="2">
+      <w:start w:val="1"/>
+      <w:numFmt w:val="bullet"/>
+      <w:lvlText w:val="■"/>
+      <w:lvlJc w:val="left"/>
+      <w:pPr>
+        <w:ind w:left="2160" w:hanging="360"/>
+      </w:pPr>
+      <w:rPr>
+        <w:u w:val="none"/>
+      </w:rPr>
+    </w:lvl>
+    <w:lvl w:ilvl="3">
+      <w:start w:val="1"/>
+      <w:numFmt w:val="bullet"/>
+      <w:lvlText w:val="●"/>
+      <w:lvlJc w:val="left"/>
+      <w:pPr>
+        <w:ind w:left="2880" w:hanging="360"/>
+      </w:pPr>
+      <w:rPr>
+        <w:u w:val="none"/>
+      </w:rPr>
+    </w:lvl>
+    <w:lvl w:ilvl="4">
+      <w:start w:val="1"/>
+      <w:numFmt w:val="bullet"/>
+      <w:lvlText w:val="○"/>
+      <w:lvlJc w:val="left"/>
+      <w:pPr>
+        <w:ind w:left="3600" w:hanging="360"/>
+      </w:pPr>
+      <w:rPr>
+        <w:u w:val="none"/>
+      </w:rPr>
+    </w:lvl>
+    <w:lvl w:ilvl="5">
+      <w:start w:val="1"/>
+      <w:numFmt w:val="bullet"/>
+      <w:lvlText w:val="■"/>
+      <w:lvlJc w:val="left"/>
+      <w:pPr>
+        <w:ind w:left="4320" w:hanging="360"/>
+      </w:pPr>
+      <w:rPr>
+        <w:u w:val="none"/>
+      </w:rPr>
+    </w:lvl>
+    <w:lvl w:ilvl="6">
+      <w:start w:val="1"/>
+      <w:numFmt w:val="bullet"/>
+      <w:lvlText w:val="●"/>
+      <w:lvlJc w:val="left"/>
+      <w:pPr>
+        <w:ind w:left="5040" w:hanging="360"/>
+      </w:pPr>
+      <w:rPr>
+        <w:u w:val="none"/>
+      </w:rPr>
+    </w:lvl>
+    <w:lvl w:ilvl="7">
+      <w:start w:val="1"/>
+      <w:numFmt w:val="bullet"/>
+      <w:lvlText w:val="○"/>
+      <w:lvlJc w:val="left"/>
+      <w:pPr>
+        <w:ind w:left="5760" w:hanging="360"/>
+      </w:pPr>
+      <w:rPr>
+        <w:u w:val="none"/>
+      </w:rPr>
+    </w:lvl>
+    <w:lvl w:ilvl="8">
+      <w:start w:val="1"/>
+      <w:numFmt w:val="bullet"/>
+      <w:lvlText w:val="■"/>
+      <w:lvlJc w:val="left"/>
+      <w:pPr>
+        <w:ind w:left="6480" w:hanging="360"/>
+      </w:pPr>
+      <w:rPr>
+        <w:u w:val="none"/>
+      </w:rPr>
+    </w:lvl>
+  </w:abstractNum>
+  <w:abstractNum w:abstractNumId="11">
+    <w:lvl w:ilvl="0">
+      <w:start w:val="1"/>
+      <w:numFmt w:val="bullet"/>
       <w:lvlText w:val="•"/>
       <w:lvlJc w:val="left"/>
       <w:pPr>
@@ -18897,8 +21250,716 @@
       <w:rPr/>
     </w:lvl>
   </w:abstractNum>
+  <w:abstractNum w:abstractNumId="12">
+    <w:lvl w:ilvl="0">
+      <w:start w:val="1"/>
+      <w:numFmt w:val="bullet"/>
+      <w:lvlText w:val="●"/>
+      <w:lvlJc w:val="left"/>
+      <w:pPr>
+        <w:ind w:left="720" w:hanging="360"/>
+      </w:pPr>
+      <w:rPr>
+        <w:u w:val="none"/>
+      </w:rPr>
+    </w:lvl>
+    <w:lvl w:ilvl="1">
+      <w:start w:val="1"/>
+      <w:numFmt w:val="bullet"/>
+      <w:lvlText w:val="○"/>
+      <w:lvlJc w:val="left"/>
+      <w:pPr>
+        <w:ind w:left="1440" w:hanging="360"/>
+      </w:pPr>
+      <w:rPr>
+        <w:u w:val="none"/>
+      </w:rPr>
+    </w:lvl>
+    <w:lvl w:ilvl="2">
+      <w:start w:val="1"/>
+      <w:numFmt w:val="bullet"/>
+      <w:lvlText w:val="■"/>
+      <w:lvlJc w:val="left"/>
+      <w:pPr>
+        <w:ind w:left="2160" w:hanging="360"/>
+      </w:pPr>
+      <w:rPr>
+        <w:u w:val="none"/>
+      </w:rPr>
+    </w:lvl>
+    <w:lvl w:ilvl="3">
+      <w:start w:val="1"/>
+      <w:numFmt w:val="bullet"/>
+      <w:lvlText w:val="●"/>
+      <w:lvlJc w:val="left"/>
+      <w:pPr>
+        <w:ind w:left="2880" w:hanging="360"/>
+      </w:pPr>
+      <w:rPr>
+        <w:u w:val="none"/>
+      </w:rPr>
+    </w:lvl>
+    <w:lvl w:ilvl="4">
+      <w:start w:val="1"/>
+      <w:numFmt w:val="bullet"/>
+      <w:lvlText w:val="○"/>
+      <w:lvlJc w:val="left"/>
+      <w:pPr>
+        <w:ind w:left="3600" w:hanging="360"/>
+      </w:pPr>
+      <w:rPr>
+        <w:u w:val="none"/>
+      </w:rPr>
+    </w:lvl>
+    <w:lvl w:ilvl="5">
+      <w:start w:val="1"/>
+      <w:numFmt w:val="bullet"/>
+      <w:lvlText w:val="■"/>
+      <w:lvlJc w:val="left"/>
+      <w:pPr>
+        <w:ind w:left="4320" w:hanging="360"/>
+      </w:pPr>
+      <w:rPr>
+        <w:u w:val="none"/>
+      </w:rPr>
+    </w:lvl>
+    <w:lvl w:ilvl="6">
+      <w:start w:val="1"/>
+      <w:numFmt w:val="bullet"/>
+      <w:lvlText w:val="●"/>
+      <w:lvlJc w:val="left"/>
+      <w:pPr>
+        <w:ind w:left="5040" w:hanging="360"/>
+      </w:pPr>
+      <w:rPr>
+        <w:u w:val="none"/>
+      </w:rPr>
+    </w:lvl>
+    <w:lvl w:ilvl="7">
+      <w:start w:val="1"/>
+      <w:numFmt w:val="bullet"/>
+      <w:lvlText w:val="○"/>
+      <w:lvlJc w:val="left"/>
+      <w:pPr>
+        <w:ind w:left="5760" w:hanging="360"/>
+      </w:pPr>
+      <w:rPr>
+        <w:u w:val="none"/>
+      </w:rPr>
+    </w:lvl>
+    <w:lvl w:ilvl="8">
+      <w:start w:val="1"/>
+      <w:numFmt w:val="bullet"/>
+      <w:lvlText w:val="■"/>
+      <w:lvlJc w:val="left"/>
+      <w:pPr>
+        <w:ind w:left="6480" w:hanging="360"/>
+      </w:pPr>
+      <w:rPr>
+        <w:u w:val="none"/>
+      </w:rPr>
+    </w:lvl>
+  </w:abstractNum>
+  <w:abstractNum w:abstractNumId="13">
+    <w:lvl w:ilvl="0">
+      <w:start w:val="1"/>
+      <w:numFmt w:val="bullet"/>
+      <w:lvlText w:val="●"/>
+      <w:lvlJc w:val="left"/>
+      <w:pPr>
+        <w:ind w:left="720" w:hanging="360"/>
+      </w:pPr>
+      <w:rPr>
+        <w:u w:val="none"/>
+      </w:rPr>
+    </w:lvl>
+    <w:lvl w:ilvl="1">
+      <w:start w:val="1"/>
+      <w:numFmt w:val="bullet"/>
+      <w:lvlText w:val="○"/>
+      <w:lvlJc w:val="left"/>
+      <w:pPr>
+        <w:ind w:left="1440" w:hanging="360"/>
+      </w:pPr>
+      <w:rPr>
+        <w:u w:val="none"/>
+      </w:rPr>
+    </w:lvl>
+    <w:lvl w:ilvl="2">
+      <w:start w:val="1"/>
+      <w:numFmt w:val="bullet"/>
+      <w:lvlText w:val="■"/>
+      <w:lvlJc w:val="left"/>
+      <w:pPr>
+        <w:ind w:left="2160" w:hanging="360"/>
+      </w:pPr>
+      <w:rPr>
+        <w:u w:val="none"/>
+      </w:rPr>
+    </w:lvl>
+    <w:lvl w:ilvl="3">
+      <w:start w:val="1"/>
+      <w:numFmt w:val="bullet"/>
+      <w:lvlText w:val="●"/>
+      <w:lvlJc w:val="left"/>
+      <w:pPr>
+        <w:ind w:left="2880" w:hanging="360"/>
+      </w:pPr>
+      <w:rPr>
+        <w:u w:val="none"/>
+      </w:rPr>
+    </w:lvl>
+    <w:lvl w:ilvl="4">
+      <w:start w:val="1"/>
+      <w:numFmt w:val="bullet"/>
+      <w:lvlText w:val="○"/>
+      <w:lvlJc w:val="left"/>
+      <w:pPr>
+        <w:ind w:left="3600" w:hanging="360"/>
+      </w:pPr>
+      <w:rPr>
+        <w:u w:val="none"/>
+      </w:rPr>
+    </w:lvl>
+    <w:lvl w:ilvl="5">
+      <w:start w:val="1"/>
+      <w:numFmt w:val="bullet"/>
+      <w:lvlText w:val="■"/>
+      <w:lvlJc w:val="left"/>
+      <w:pPr>
+        <w:ind w:left="4320" w:hanging="360"/>
+      </w:pPr>
+      <w:rPr>
+        <w:u w:val="none"/>
+      </w:rPr>
+    </w:lvl>
+    <w:lvl w:ilvl="6">
+      <w:start w:val="1"/>
+      <w:numFmt w:val="bullet"/>
+      <w:lvlText w:val="●"/>
+      <w:lvlJc w:val="left"/>
+      <w:pPr>
+        <w:ind w:left="5040" w:hanging="360"/>
+      </w:pPr>
+      <w:rPr>
+        <w:u w:val="none"/>
+      </w:rPr>
+    </w:lvl>
+    <w:lvl w:ilvl="7">
+      <w:start w:val="1"/>
+      <w:numFmt w:val="bullet"/>
+      <w:lvlText w:val="○"/>
+      <w:lvlJc w:val="left"/>
+      <w:pPr>
+        <w:ind w:left="5760" w:hanging="360"/>
+      </w:pPr>
+      <w:rPr>
+        <w:u w:val="none"/>
+      </w:rPr>
+    </w:lvl>
+    <w:lvl w:ilvl="8">
+      <w:start w:val="1"/>
+      <w:numFmt w:val="bullet"/>
+      <w:lvlText w:val="■"/>
+      <w:lvlJc w:val="left"/>
+      <w:pPr>
+        <w:ind w:left="6480" w:hanging="360"/>
+      </w:pPr>
+      <w:rPr>
+        <w:u w:val="none"/>
+      </w:rPr>
+    </w:lvl>
+  </w:abstractNum>
+  <w:abstractNum w:abstractNumId="14">
+    <w:lvl w:ilvl="0">
+      <w:start w:val="1"/>
+      <w:numFmt w:val="bullet"/>
+      <w:lvlText w:val="●"/>
+      <w:lvlJc w:val="left"/>
+      <w:pPr>
+        <w:ind w:left="720" w:hanging="360"/>
+      </w:pPr>
+      <w:rPr>
+        <w:u w:val="none"/>
+      </w:rPr>
+    </w:lvl>
+    <w:lvl w:ilvl="1">
+      <w:start w:val="1"/>
+      <w:numFmt w:val="bullet"/>
+      <w:lvlText w:val="○"/>
+      <w:lvlJc w:val="left"/>
+      <w:pPr>
+        <w:ind w:left="1440" w:hanging="360"/>
+      </w:pPr>
+      <w:rPr>
+        <w:u w:val="none"/>
+      </w:rPr>
+    </w:lvl>
+    <w:lvl w:ilvl="2">
+      <w:start w:val="1"/>
+      <w:numFmt w:val="bullet"/>
+      <w:lvlText w:val="■"/>
+      <w:lvlJc w:val="left"/>
+      <w:pPr>
+        <w:ind w:left="2160" w:hanging="360"/>
+      </w:pPr>
+      <w:rPr>
+        <w:u w:val="none"/>
+      </w:rPr>
+    </w:lvl>
+    <w:lvl w:ilvl="3">
+      <w:start w:val="1"/>
+      <w:numFmt w:val="bullet"/>
+      <w:lvlText w:val="●"/>
+      <w:lvlJc w:val="left"/>
+      <w:pPr>
+        <w:ind w:left="2880" w:hanging="360"/>
+      </w:pPr>
+      <w:rPr>
+        <w:u w:val="none"/>
+      </w:rPr>
+    </w:lvl>
+    <w:lvl w:ilvl="4">
+      <w:start w:val="1"/>
+      <w:numFmt w:val="bullet"/>
+      <w:lvlText w:val="○"/>
+      <w:lvlJc w:val="left"/>
+      <w:pPr>
+        <w:ind w:left="3600" w:hanging="360"/>
+      </w:pPr>
+      <w:rPr>
+        <w:u w:val="none"/>
+      </w:rPr>
+    </w:lvl>
+    <w:lvl w:ilvl="5">
+      <w:start w:val="1"/>
+      <w:numFmt w:val="bullet"/>
+      <w:lvlText w:val="■"/>
+      <w:lvlJc w:val="left"/>
+      <w:pPr>
+        <w:ind w:left="4320" w:hanging="360"/>
+      </w:pPr>
+      <w:rPr>
+        <w:u w:val="none"/>
+      </w:rPr>
+    </w:lvl>
+    <w:lvl w:ilvl="6">
+      <w:start w:val="1"/>
+      <w:numFmt w:val="bullet"/>
+      <w:lvlText w:val="●"/>
+      <w:lvlJc w:val="left"/>
+      <w:pPr>
+        <w:ind w:left="5040" w:hanging="360"/>
+      </w:pPr>
+      <w:rPr>
+        <w:u w:val="none"/>
+      </w:rPr>
+    </w:lvl>
+    <w:lvl w:ilvl="7">
+      <w:start w:val="1"/>
+      <w:numFmt w:val="bullet"/>
+      <w:lvlText w:val="○"/>
+      <w:lvlJc w:val="left"/>
+      <w:pPr>
+        <w:ind w:left="5760" w:hanging="360"/>
+      </w:pPr>
+      <w:rPr>
+        <w:u w:val="none"/>
+      </w:rPr>
+    </w:lvl>
+    <w:lvl w:ilvl="8">
+      <w:start w:val="1"/>
+      <w:numFmt w:val="bullet"/>
+      <w:lvlText w:val="■"/>
+      <w:lvlJc w:val="left"/>
+      <w:pPr>
+        <w:ind w:left="6480" w:hanging="360"/>
+      </w:pPr>
+      <w:rPr>
+        <w:u w:val="none"/>
+      </w:rPr>
+    </w:lvl>
+  </w:abstractNum>
+  <w:abstractNum w:abstractNumId="15">
+    <w:lvl w:ilvl="0">
+      <w:start w:val="1"/>
+      <w:numFmt w:val="bullet"/>
+      <w:lvlText w:val="●"/>
+      <w:lvlJc w:val="left"/>
+      <w:pPr>
+        <w:ind w:left="720" w:hanging="360"/>
+      </w:pPr>
+      <w:rPr>
+        <w:u w:val="none"/>
+      </w:rPr>
+    </w:lvl>
+    <w:lvl w:ilvl="1">
+      <w:start w:val="1"/>
+      <w:numFmt w:val="bullet"/>
+      <w:lvlText w:val="●"/>
+      <w:lvlJc w:val="left"/>
+      <w:pPr>
+        <w:ind w:left="1440" w:hanging="360"/>
+      </w:pPr>
+      <w:rPr>
+        <w:u w:val="none"/>
+      </w:rPr>
+    </w:lvl>
+    <w:lvl w:ilvl="2">
+      <w:start w:val="1"/>
+      <w:numFmt w:val="bullet"/>
+      <w:lvlText w:val="●"/>
+      <w:lvlJc w:val="left"/>
+      <w:pPr>
+        <w:ind w:left="2160" w:hanging="360"/>
+      </w:pPr>
+      <w:rPr>
+        <w:u w:val="none"/>
+      </w:rPr>
+    </w:lvl>
+    <w:lvl w:ilvl="3">
+      <w:start w:val="1"/>
+      <w:numFmt w:val="bullet"/>
+      <w:lvlText w:val="●"/>
+      <w:lvlJc w:val="left"/>
+      <w:pPr>
+        <w:ind w:left="2880" w:hanging="360"/>
+      </w:pPr>
+      <w:rPr>
+        <w:u w:val="none"/>
+      </w:rPr>
+    </w:lvl>
+    <w:lvl w:ilvl="4">
+      <w:start w:val="1"/>
+      <w:numFmt w:val="bullet"/>
+      <w:lvlText w:val="●"/>
+      <w:lvlJc w:val="left"/>
+      <w:pPr>
+        <w:ind w:left="3600" w:hanging="360"/>
+      </w:pPr>
+      <w:rPr>
+        <w:u w:val="none"/>
+      </w:rPr>
+    </w:lvl>
+    <w:lvl w:ilvl="5">
+      <w:start w:val="1"/>
+      <w:numFmt w:val="bullet"/>
+      <w:lvlText w:val="●"/>
+      <w:lvlJc w:val="left"/>
+      <w:pPr>
+        <w:ind w:left="4320" w:hanging="360"/>
+      </w:pPr>
+      <w:rPr>
+        <w:u w:val="none"/>
+      </w:rPr>
+    </w:lvl>
+    <w:lvl w:ilvl="6">
+      <w:start w:val="1"/>
+      <w:numFmt w:val="bullet"/>
+      <w:lvlText w:val="●"/>
+      <w:lvlJc w:val="left"/>
+      <w:pPr>
+        <w:ind w:left="5040" w:hanging="360"/>
+      </w:pPr>
+      <w:rPr>
+        <w:u w:val="none"/>
+      </w:rPr>
+    </w:lvl>
+    <w:lvl w:ilvl="7">
+      <w:start w:val="1"/>
+      <w:numFmt w:val="bullet"/>
+      <w:lvlText w:val="●"/>
+      <w:lvlJc w:val="left"/>
+      <w:pPr>
+        <w:ind w:left="5760" w:hanging="360"/>
+      </w:pPr>
+      <w:rPr>
+        <w:u w:val="none"/>
+      </w:rPr>
+    </w:lvl>
+    <w:lvl w:ilvl="8">
+      <w:start w:val="1"/>
+      <w:numFmt w:val="bullet"/>
+      <w:lvlText w:val="●"/>
+      <w:lvlJc w:val="left"/>
+      <w:pPr>
+        <w:ind w:left="6480" w:hanging="360"/>
+      </w:pPr>
+      <w:rPr>
+        <w:u w:val="none"/>
+      </w:rPr>
+    </w:lvl>
+  </w:abstractNum>
+  <w:abstractNum w:abstractNumId="16">
+    <w:lvl w:ilvl="0">
+      <w:start w:val="1"/>
+      <w:numFmt w:val="bullet"/>
+      <w:lvlText w:val="●"/>
+      <w:lvlJc w:val="left"/>
+      <w:pPr>
+        <w:ind w:left="720" w:hanging="360"/>
+      </w:pPr>
+      <w:rPr>
+        <w:u w:val="none"/>
+      </w:rPr>
+    </w:lvl>
+    <w:lvl w:ilvl="1">
+      <w:start w:val="1"/>
+      <w:numFmt w:val="bullet"/>
+      <w:lvlText w:val="○"/>
+      <w:lvlJc w:val="left"/>
+      <w:pPr>
+        <w:ind w:left="1440" w:hanging="360"/>
+      </w:pPr>
+      <w:rPr>
+        <w:u w:val="none"/>
+      </w:rPr>
+    </w:lvl>
+    <w:lvl w:ilvl="2">
+      <w:start w:val="1"/>
+      <w:numFmt w:val="bullet"/>
+      <w:lvlText w:val="■"/>
+      <w:lvlJc w:val="left"/>
+      <w:pPr>
+        <w:ind w:left="2160" w:hanging="360"/>
+      </w:pPr>
+      <w:rPr>
+        <w:u w:val="none"/>
+      </w:rPr>
+    </w:lvl>
+    <w:lvl w:ilvl="3">
+      <w:start w:val="1"/>
+      <w:numFmt w:val="bullet"/>
+      <w:lvlText w:val="●"/>
+      <w:lvlJc w:val="left"/>
+      <w:pPr>
+        <w:ind w:left="2880" w:hanging="360"/>
+      </w:pPr>
+      <w:rPr>
+        <w:u w:val="none"/>
+      </w:rPr>
+    </w:lvl>
+    <w:lvl w:ilvl="4">
+      <w:start w:val="1"/>
+      <w:numFmt w:val="bullet"/>
+      <w:lvlText w:val="○"/>
+      <w:lvlJc w:val="left"/>
+      <w:pPr>
+        <w:ind w:left="3600" w:hanging="360"/>
+      </w:pPr>
+      <w:rPr>
+        <w:u w:val="none"/>
+      </w:rPr>
+    </w:lvl>
+    <w:lvl w:ilvl="5">
+      <w:start w:val="1"/>
+      <w:numFmt w:val="bullet"/>
+      <w:lvlText w:val="■"/>
+      <w:lvlJc w:val="left"/>
+      <w:pPr>
+        <w:ind w:left="4320" w:hanging="360"/>
+      </w:pPr>
+      <w:rPr>
+        <w:u w:val="none"/>
+      </w:rPr>
+    </w:lvl>
+    <w:lvl w:ilvl="6">
+      <w:start w:val="1"/>
+      <w:numFmt w:val="bullet"/>
+      <w:lvlText w:val="●"/>
+      <w:lvlJc w:val="left"/>
+      <w:pPr>
+        <w:ind w:left="5040" w:hanging="360"/>
+      </w:pPr>
+      <w:rPr>
+        <w:u w:val="none"/>
+      </w:rPr>
+    </w:lvl>
+    <w:lvl w:ilvl="7">
+      <w:start w:val="1"/>
+      <w:numFmt w:val="bullet"/>
+      <w:lvlText w:val="○"/>
+      <w:lvlJc w:val="left"/>
+      <w:pPr>
+        <w:ind w:left="5760" w:hanging="360"/>
+      </w:pPr>
+      <w:rPr>
+        <w:u w:val="none"/>
+      </w:rPr>
+    </w:lvl>
+    <w:lvl w:ilvl="8">
+      <w:start w:val="1"/>
+      <w:numFmt w:val="bullet"/>
+      <w:lvlText w:val="■"/>
+      <w:lvlJc w:val="left"/>
+      <w:pPr>
+        <w:ind w:left="6480" w:hanging="360"/>
+      </w:pPr>
+      <w:rPr>
+        <w:u w:val="none"/>
+      </w:rPr>
+    </w:lvl>
+  </w:abstractNum>
+  <w:abstractNum w:abstractNumId="17">
+    <w:lvl w:ilvl="0">
+      <w:start w:val="1"/>
+      <w:numFmt w:val="bullet"/>
+      <w:lvlText w:val="●"/>
+      <w:lvlJc w:val="left"/>
+      <w:pPr>
+        <w:ind w:left="720" w:hanging="360"/>
+      </w:pPr>
+      <w:rPr>
+        <w:u w:val="none"/>
+      </w:rPr>
+    </w:lvl>
+    <w:lvl w:ilvl="1">
+      <w:start w:val="1"/>
+      <w:numFmt w:val="bullet"/>
+      <w:lvlText w:val="○"/>
+      <w:lvlJc w:val="left"/>
+      <w:pPr>
+        <w:ind w:left="1440" w:hanging="360"/>
+      </w:pPr>
+      <w:rPr>
+        <w:u w:val="none"/>
+      </w:rPr>
+    </w:lvl>
+    <w:lvl w:ilvl="2">
+      <w:start w:val="1"/>
+      <w:numFmt w:val="bullet"/>
+      <w:lvlText w:val="■"/>
+      <w:lvlJc w:val="left"/>
+      <w:pPr>
+        <w:ind w:left="2160" w:hanging="360"/>
+      </w:pPr>
+      <w:rPr>
+        <w:u w:val="none"/>
+      </w:rPr>
+    </w:lvl>
+    <w:lvl w:ilvl="3">
+      <w:start w:val="1"/>
+      <w:numFmt w:val="bullet"/>
+      <w:lvlText w:val="●"/>
+      <w:lvlJc w:val="left"/>
+      <w:pPr>
+        <w:ind w:left="2880" w:hanging="360"/>
+      </w:pPr>
+      <w:rPr>
+        <w:u w:val="none"/>
+      </w:rPr>
+    </w:lvl>
+    <w:lvl w:ilvl="4">
+      <w:start w:val="1"/>
+      <w:numFmt w:val="bullet"/>
+      <w:lvlText w:val="○"/>
+      <w:lvlJc w:val="left"/>
+      <w:pPr>
+        <w:ind w:left="3600" w:hanging="360"/>
+      </w:pPr>
+      <w:rPr>
+        <w:u w:val="none"/>
+      </w:rPr>
+    </w:lvl>
+    <w:lvl w:ilvl="5">
+      <w:start w:val="1"/>
+      <w:numFmt w:val="bullet"/>
+      <w:lvlText w:val="■"/>
+      <w:lvlJc w:val="left"/>
+      <w:pPr>
+        <w:ind w:left="4320" w:hanging="360"/>
+      </w:pPr>
+      <w:rPr>
+        <w:u w:val="none"/>
+      </w:rPr>
+    </w:lvl>
+    <w:lvl w:ilvl="6">
+      <w:start w:val="1"/>
+      <w:numFmt w:val="bullet"/>
+      <w:lvlText w:val="●"/>
+      <w:lvlJc w:val="left"/>
+      <w:pPr>
+        <w:ind w:left="5040" w:hanging="360"/>
+      </w:pPr>
+      <w:rPr>
+        <w:u w:val="none"/>
+      </w:rPr>
+    </w:lvl>
+    <w:lvl w:ilvl="7">
+      <w:start w:val="1"/>
+      <w:numFmt w:val="bullet"/>
+      <w:lvlText w:val="○"/>
+      <w:lvlJc w:val="left"/>
+      <w:pPr>
+        <w:ind w:left="5760" w:hanging="360"/>
+      </w:pPr>
+      <w:rPr>
+        <w:u w:val="none"/>
+      </w:rPr>
+    </w:lvl>
+    <w:lvl w:ilvl="8">
+      <w:start w:val="1"/>
+      <w:numFmt w:val="bullet"/>
+      <w:lvlText w:val="■"/>
+      <w:lvlJc w:val="left"/>
+      <w:pPr>
+        <w:ind w:left="6480" w:hanging="360"/>
+      </w:pPr>
+      <w:rPr>
+        <w:u w:val="none"/>
+      </w:rPr>
+    </w:lvl>
+  </w:abstractNum>
   <w:num w:numId="1">
     <w:abstractNumId w:val="1"/>
+  </w:num>
+  <w:num w:numId="2">
+    <w:abstractNumId w:val="2"/>
+  </w:num>
+  <w:num w:numId="3">
+    <w:abstractNumId w:val="3"/>
+  </w:num>
+  <w:num w:numId="4">
+    <w:abstractNumId w:val="4"/>
+  </w:num>
+  <w:num w:numId="5">
+    <w:abstractNumId w:val="5"/>
+  </w:num>
+  <w:num w:numId="6">
+    <w:abstractNumId w:val="6"/>
+  </w:num>
+  <w:num w:numId="7">
+    <w:abstractNumId w:val="7"/>
+  </w:num>
+  <w:num w:numId="8">
+    <w:abstractNumId w:val="8"/>
+  </w:num>
+  <w:num w:numId="9">
+    <w:abstractNumId w:val="9"/>
+  </w:num>
+  <w:num w:numId="10">
+    <w:abstractNumId w:val="10"/>
+  </w:num>
+  <w:num w:numId="11">
+    <w:abstractNumId w:val="11"/>
+  </w:num>
+  <w:num w:numId="12">
+    <w:abstractNumId w:val="12"/>
+  </w:num>
+  <w:num w:numId="13">
+    <w:abstractNumId w:val="13"/>
+  </w:num>
+  <w:num w:numId="14">
+    <w:abstractNumId w:val="14"/>
+  </w:num>
+  <w:num w:numId="15">
+    <w:abstractNumId w:val="15"/>
+  </w:num>
+  <w:num w:numId="16">
+    <w:abstractNumId w:val="16"/>
+  </w:num>
+  <w:num w:numId="17">
+    <w:abstractNumId w:val="17"/>
   </w:num>
 </w:numbering>
 </file>
@@ -19976,7 +23037,7 @@
 
 <file path=customXML/item1.xml><?xml version="1.0" encoding="utf-8"?>
 <go:gDocsCustomXmlDataStorage xmlns:go="http://customooxmlschemas.google.com/" xmlns:r="http://schemas.openxmlformats.org/officeDocument/2006/relationships" uri="GoogleDocsCustomDataVersion2">
-  <go:docsCustomData xmlns:go="http://customooxmlschemas.google.com/" roundtripDataSignature="AMtx7mgPaCcIYiNivaF2XBYUcK+pEt5/ng==">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</go:docsCustomData>
+  <go:docsCustomData xmlns:go="http://customooxmlschemas.google.com/" roundtripDataSignature="AMtx7miHKHnyH2EpoTVNqZrMJ92chcQb+A==">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</go:docsCustomData>
 </go:gDocsCustomXmlDataStorage>
 </file>
 
